--- a/fuentes/633400_CF11_CFA.docx
+++ b/fuentes/633400_CF11_CFA.docx
@@ -1,6 +1,6 @@
 
 <file path=word/document.xml><?xml version="1.0" encoding="utf-8"?>
-<w:document xmlns:wpc="http://schemas.microsoft.com/office/word/2010/wordprocessingCanvas" xmlns:cx="http://schemas.microsoft.com/office/drawing/2014/chartex" xmlns:cx1="http://schemas.microsoft.com/office/drawing/2015/9/8/chartex" xmlns:cx2="http://schemas.microsoft.com/office/drawing/2015/10/21/chartex" xmlns:cx3="http://schemas.microsoft.com/office/drawing/2016/5/9/chartex" xmlns:cx4="http://schemas.microsoft.com/office/drawing/2016/5/10/chartex" xmlns:cx5="http://schemas.microsoft.com/office/drawing/2016/5/11/chartex" xmlns:cx6="http://schemas.microsoft.com/office/drawing/2016/5/12/chartex" xmlns:cx7="http://schemas.microsoft.com/office/drawing/2016/5/13/chartex" xmlns:cx8="http://schemas.microsoft.com/office/drawing/2016/5/14/chartex" xmlns:mc="http://schemas.openxmlformats.org/markup-compatibility/2006" xmlns:aink="http://schemas.microsoft.com/office/drawing/2016/ink" xmlns:am3d="http://schemas.microsoft.com/office/drawing/2017/model3d" xmlns:o="urn:schemas-microsoft-com:office:office" xmlns:oel="http://schemas.microsoft.com/office/2019/extlst" xmlns:r="http://schemas.openxmlformats.org/officeDocument/2006/relationships" xmlns:m="http://schemas.openxmlformats.org/officeDocument/2006/math" xmlns:v="urn:schemas-microsoft-com:vml" xmlns:wp14="http://schemas.microsoft.com/office/word/2010/wordprocessingDrawing" xmlns:wp="http://schemas.openxmlformats.org/drawingml/2006/wordprocessingDrawing" xmlns:w10="urn:schemas-microsoft-com:office:word" xmlns:w="http://schemas.openxmlformats.org/wordprocessingml/2006/main" xmlns:w14="http://schemas.microsoft.com/office/word/2010/wordml" xmlns:w15="http://schemas.microsoft.com/office/word/2012/wordml" xmlns:w16cex="http://schemas.microsoft.com/office/word/2018/wordml/cex" xmlns:w16cid="http://schemas.microsoft.com/office/word/2016/wordml/cid" xmlns:w16="http://schemas.microsoft.com/office/word/2018/wordml" xmlns:w16du="http://schemas.microsoft.com/office/word/2023/wordml/word16du" xmlns:w16sdtdh="http://schemas.microsoft.com/office/word/2020/wordml/sdtdatahash" xmlns:w16sdtfl="http://schemas.microsoft.com/office/word/2024/wordml/sdtformatlock" xmlns:w16se="http://schemas.microsoft.com/office/word/2015/wordml/symex" xmlns:wpg="http://schemas.microsoft.com/office/word/2010/wordprocessingGroup" xmlns:wpi="http://schemas.microsoft.com/office/word/2010/wordprocessingInk" xmlns:wne="http://schemas.microsoft.com/office/word/2006/wordml" xmlns:wps="http://schemas.microsoft.com/office/word/2010/wordprocessingShape" mc:Ignorable="w14 w15 w16se w16cid w16 w16cex w16sdtdh w16sdtfl w16du wp14">
+<w:document xmlns:wpc="http://schemas.microsoft.com/office/word/2010/wordprocessingCanvas" xmlns:cx="http://schemas.microsoft.com/office/drawing/2014/chartex" xmlns:cx1="http://schemas.microsoft.com/office/drawing/2015/9/8/chartex" xmlns:cx2="http://schemas.microsoft.com/office/drawing/2015/10/21/chartex" xmlns:cx3="http://schemas.microsoft.com/office/drawing/2016/5/9/chartex" xmlns:cx4="http://schemas.microsoft.com/office/drawing/2016/5/10/chartex" xmlns:cx5="http://schemas.microsoft.com/office/drawing/2016/5/11/chartex" xmlns:cx6="http://schemas.microsoft.com/office/drawing/2016/5/12/chartex" xmlns:cx7="http://schemas.microsoft.com/office/drawing/2016/5/13/chartex" xmlns:cx8="http://schemas.microsoft.com/office/drawing/2016/5/14/chartex" xmlns:mc="http://schemas.openxmlformats.org/markup-compatibility/2006" xmlns:m="http://schemas.openxmlformats.org/officeDocument/2006/math" xmlns:aink="http://schemas.microsoft.com/office/drawing/2016/ink" xmlns:am3d="http://schemas.microsoft.com/office/drawing/2017/model3d" xmlns:oel="http://schemas.microsoft.com/office/2019/extlst" xmlns:r="http://schemas.openxmlformats.org/officeDocument/2006/relationships" xmlns:wp14="http://schemas.microsoft.com/office/word/2010/wordprocessingDrawing" xmlns:wp="http://schemas.openxmlformats.org/drawingml/2006/wordprocessingDrawing" xmlns:wpg="http://schemas.microsoft.com/office/word/2010/wordprocessingGroup" xmlns:wpi="http://schemas.microsoft.com/office/word/2010/wordprocessingInk" xmlns:wps="http://schemas.microsoft.com/office/word/2010/wordprocessingShape" xmlns:o="urn:schemas-microsoft-com:office:office" xmlns:v="urn:schemas-microsoft-com:vml" xmlns:w10="urn:schemas-microsoft-com:office:word" xmlns:w="http://schemas.openxmlformats.org/wordprocessingml/2006/main" xmlns:w14="http://schemas.microsoft.com/office/word/2010/wordml" xmlns:w15="http://schemas.microsoft.com/office/word/2012/wordml" xmlns:w16cex="http://schemas.microsoft.com/office/word/2018/wordml/cex" xmlns:w16cid="http://schemas.microsoft.com/office/word/2016/wordml/cid" xmlns:w16="http://schemas.microsoft.com/office/word/2018/wordml" xmlns:w16sdtdh="http://schemas.microsoft.com/office/word/2020/wordml/sdtdatahash" xmlns:w16sdtfl="http://schemas.microsoft.com/office/word/2024/wordml/sdtformatlock" xmlns:w16se="http://schemas.microsoft.com/office/word/2015/wordml/symex" xmlns:w16du="http://schemas.microsoft.com/office/word/2023/wordml/word16du" xmlns:wne="http://schemas.microsoft.com/office/word/2006/wordml" mc:Ignorable="w14 w15 w16se w16cid w16 w16cex w16sdtdh w16sdtfl w16du wp14">
   <w:body>
     <w:p>
       <w:pPr>
@@ -78,6 +78,9 @@
             </wp14:sizeRelV>
           </wp:anchor>
         </w:drawing>
+      </w:r>
+      <w:r>
+        <w:t xml:space="preserve"> </w:t>
       </w:r>
     </w:p>
     <w:p>
@@ -205,7 +208,7 @@
               </wp:anchor>
             </w:drawing>
           </mc:Choice>
-          <mc:Fallback xmlns:a14="http://schemas.microsoft.com/office/drawing/2010/main" xmlns:pic="http://schemas.openxmlformats.org/drawingml/2006/picture" xmlns:adec="http://schemas.microsoft.com/office/drawing/2017/decorative" xmlns:a="http://schemas.openxmlformats.org/drawingml/2006/main">
+          <mc:Fallback xmlns:a="http://schemas.openxmlformats.org/drawingml/2006/main" xmlns:adec="http://schemas.microsoft.com/office/drawing/2017/decorative" xmlns:pic="http://schemas.openxmlformats.org/drawingml/2006/picture" xmlns:a14="http://schemas.microsoft.com/office/drawing/2010/main">
             <w:pict>
               <v:rect id="Rectángulo 3" style="position:absolute;margin-left:-55.95pt;margin-top:26.4pt;width:613.85pt;height:164.25pt;z-index:-251655168;visibility:visible;mso-wrap-style:square;mso-height-percent:0;mso-wrap-distance-left:9pt;mso-wrap-distance-top:0;mso-wrap-distance-right:9pt;mso-wrap-distance-bottom:0;mso-position-horizontal:absolute;mso-position-horizontal-relative:text;mso-position-vertical:absolute;mso-position-vertical-relative:text;mso-height-percent:0;mso-height-relative:margin;v-text-anchor:middle" alt="&quot;&quot;" o:spid="_x0000_s1026" fillcolor="#00314d" stroked="f" strokeweight="1pt" w14:anchorId="4C256C62" o:gfxdata="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"/>
             </w:pict>
@@ -318,7 +321,7 @@
                 <v:stroke joinstyle="miter"/>
                 <v:path gradientshapeok="t" o:connecttype="rect"/>
               </v:shapetype>
-              <v:shape id="Cuadro de texto 2" o:spid="_x0000_s1026" type="#_x0000_t202" alt="&quot;&quot;" style="position:absolute;left:0;text-align:left;margin-left:-25.2pt;margin-top:21.9pt;width:549pt;height:102.95pt;z-index:251663360;visibility:visible;mso-wrap-style:square;mso-width-percent:0;mso-height-percent:0;mso-wrap-distance-left:9pt;mso-wrap-distance-top:3.6pt;mso-wrap-distance-right:9pt;mso-wrap-distance-bottom:3.6pt;mso-position-horizontal:absolute;mso-position-horizontal-relative:margin;mso-position-vertical:absolute;mso-position-vertical-relative:text;mso-width-percent:0;mso-height-percent:0;mso-width-relative:margin;mso-height-relative:margin;v-text-anchor:top" o:gfxdata="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" filled="f" stroked="f">
+              <v:shape id="Cuadro de texto 2" o:spid="_x0000_s1026" type="#_x0000_t202" alt="&quot;&quot;" style="position:absolute;left:0;text-align:left;margin-left:-25.2pt;margin-top:21.9pt;width:549pt;height:102.95pt;z-index:251663360;visibility:visible;mso-wrap-style:square;mso-width-percent:0;mso-height-percent:0;mso-wrap-distance-left:9pt;mso-wrap-distance-top:3.6pt;mso-wrap-distance-right:9pt;mso-wrap-distance-bottom:3.6pt;mso-position-horizontal:absolute;mso-position-horizontal-relative:margin;mso-position-vertical:absolute;mso-position-vertical-relative:text;mso-width-percent:0;mso-height-percent:0;mso-width-relative:margin;mso-height-relative:margin;v-text-anchor:top" o:gfxdata="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" filled="f" stroked="f">
                 <v:textbox>
                   <w:txbxContent>
                     <w:p>
@@ -537,7 +540,7 @@
               <w:noProof/>
               <w:sz w:val="24"/>
               <w:szCs w:val="24"/>
-              <w:lang w:eastAsia="es-CO"/>
+              <w:lang w:eastAsia="es-MX"/>
             </w:rPr>
           </w:pPr>
           <w:r>
@@ -549,7 +552,7 @@
           <w:r>
             <w:fldChar w:fldCharType="separate"/>
           </w:r>
-          <w:hyperlink w:anchor="_Toc240641911" w:history="1">
+          <w:hyperlink w:anchor="_Toc243900005" w:history="1">
             <w:r>
               <w:rPr>
                 <w:rStyle w:val="Hipervnculo"/>
@@ -576,7 +579,7 @@
                 <w:noProof/>
                 <w:webHidden/>
               </w:rPr>
-              <w:instrText xml:space="preserve"> PAGEREF _Toc240641911 \h </w:instrText>
+              <w:instrText xml:space="preserve"> PAGEREF _Toc243900005 \h </w:instrText>
             </w:r>
             <w:r>
               <w:rPr>
@@ -618,10 +621,10 @@
               <w:noProof/>
               <w:sz w:val="24"/>
               <w:szCs w:val="24"/>
-              <w:lang w:eastAsia="es-CO"/>
+              <w:lang w:eastAsia="es-MX"/>
             </w:rPr>
           </w:pPr>
-          <w:hyperlink w:anchor="_Toc240641912" w:history="1">
+          <w:hyperlink w:anchor="_Toc243900006" w:history="1">
             <w:r>
               <w:rPr>
                 <w:rStyle w:val="Hipervnculo"/>
@@ -648,7 +651,7 @@
                 <w:noProof/>
                 <w:webHidden/>
               </w:rPr>
-              <w:instrText xml:space="preserve"> PAGEREF _Toc240641912 \h </w:instrText>
+              <w:instrText xml:space="preserve"> PAGEREF _Toc243900006 \h </w:instrText>
             </w:r>
             <w:r>
               <w:rPr>
@@ -690,10 +693,10 @@
               <w:noProof/>
               <w:sz w:val="24"/>
               <w:szCs w:val="24"/>
-              <w:lang w:eastAsia="es-CO"/>
+              <w:lang w:eastAsia="es-MX"/>
             </w:rPr>
           </w:pPr>
-          <w:hyperlink w:anchor="_Toc240641913" w:history="1">
+          <w:hyperlink w:anchor="_Toc243900007" w:history="1">
             <w:r>
               <w:rPr>
                 <w:rStyle w:val="Hipervnculo"/>
@@ -720,7 +723,7 @@
                 <w:noProof/>
                 <w:webHidden/>
               </w:rPr>
-              <w:instrText xml:space="preserve"> PAGEREF _Toc240641913 \h </w:instrText>
+              <w:instrText xml:space="preserve"> PAGEREF _Toc243900007 \h </w:instrText>
             </w:r>
             <w:r>
               <w:rPr>
@@ -762,10 +765,10 @@
               <w:noProof/>
               <w:sz w:val="24"/>
               <w:szCs w:val="24"/>
-              <w:lang w:eastAsia="es-CO"/>
+              <w:lang w:eastAsia="es-MX"/>
             </w:rPr>
           </w:pPr>
-          <w:hyperlink w:anchor="_Toc240641914" w:history="1">
+          <w:hyperlink w:anchor="_Toc243900008" w:history="1">
             <w:r>
               <w:rPr>
                 <w:rStyle w:val="Hipervnculo"/>
@@ -792,7 +795,7 @@
                 <w:noProof/>
                 <w:webHidden/>
               </w:rPr>
-              <w:instrText xml:space="preserve"> PAGEREF _Toc240641914 \h </w:instrText>
+              <w:instrText xml:space="preserve"> PAGEREF _Toc243900008 \h </w:instrText>
             </w:r>
             <w:r>
               <w:rPr>
@@ -834,10 +837,10 @@
               <w:noProof/>
               <w:sz w:val="24"/>
               <w:szCs w:val="24"/>
-              <w:lang w:eastAsia="es-CO"/>
+              <w:lang w:eastAsia="es-MX"/>
             </w:rPr>
           </w:pPr>
-          <w:hyperlink w:anchor="_Toc240641915" w:history="1">
+          <w:hyperlink w:anchor="_Toc243900009" w:history="1">
             <w:r>
               <w:rPr>
                 <w:rStyle w:val="Hipervnculo"/>
@@ -864,7 +867,7 @@
                 <w:noProof/>
                 <w:webHidden/>
               </w:rPr>
-              <w:instrText xml:space="preserve"> PAGEREF _Toc240641915 \h </w:instrText>
+              <w:instrText xml:space="preserve"> PAGEREF _Toc243900009 \h </w:instrText>
             </w:r>
             <w:r>
               <w:rPr>
@@ -906,10 +909,10 @@
               <w:noProof/>
               <w:sz w:val="24"/>
               <w:szCs w:val="24"/>
-              <w:lang w:eastAsia="es-CO"/>
+              <w:lang w:eastAsia="es-MX"/>
             </w:rPr>
           </w:pPr>
-          <w:hyperlink w:anchor="_Toc240641916" w:history="1">
+          <w:hyperlink w:anchor="_Toc243900010" w:history="1">
             <w:r>
               <w:rPr>
                 <w:rStyle w:val="Hipervnculo"/>
@@ -936,7 +939,7 @@
                 <w:noProof/>
                 <w:webHidden/>
               </w:rPr>
-              <w:instrText xml:space="preserve"> PAGEREF _Toc240641916 \h </w:instrText>
+              <w:instrText xml:space="preserve"> PAGEREF _Toc243900010 \h </w:instrText>
             </w:r>
             <w:r>
               <w:rPr>
@@ -978,10 +981,10 @@
               <w:noProof/>
               <w:sz w:val="24"/>
               <w:szCs w:val="24"/>
-              <w:lang w:eastAsia="es-CO"/>
+              <w:lang w:eastAsia="es-MX"/>
             </w:rPr>
           </w:pPr>
-          <w:hyperlink w:anchor="_Toc240641917" w:history="1">
+          <w:hyperlink w:anchor="_Toc243900011" w:history="1">
             <w:r>
               <w:rPr>
                 <w:rStyle w:val="Hipervnculo"/>
@@ -1008,7 +1011,7 @@
                 <w:noProof/>
                 <w:webHidden/>
               </w:rPr>
-              <w:instrText xml:space="preserve"> PAGEREF _Toc240641917 \h </w:instrText>
+              <w:instrText xml:space="preserve"> PAGEREF _Toc243900011 \h </w:instrText>
             </w:r>
             <w:r>
               <w:rPr>
@@ -1050,10 +1053,10 @@
               <w:noProof/>
               <w:sz w:val="24"/>
               <w:szCs w:val="24"/>
-              <w:lang w:eastAsia="es-CO"/>
+              <w:lang w:eastAsia="es-MX"/>
             </w:rPr>
           </w:pPr>
-          <w:hyperlink w:anchor="_Toc240641918" w:history="1">
+          <w:hyperlink w:anchor="_Toc243900012" w:history="1">
             <w:r>
               <w:rPr>
                 <w:rStyle w:val="Hipervnculo"/>
@@ -1080,7 +1083,7 @@
                 <w:noProof/>
                 <w:webHidden/>
               </w:rPr>
-              <w:instrText xml:space="preserve"> PAGEREF _Toc240641918 \h </w:instrText>
+              <w:instrText xml:space="preserve"> PAGEREF _Toc243900012 \h </w:instrText>
             </w:r>
             <w:r>
               <w:rPr>
@@ -1122,10 +1125,10 @@
               <w:noProof/>
               <w:sz w:val="24"/>
               <w:szCs w:val="24"/>
-              <w:lang w:eastAsia="es-CO"/>
+              <w:lang w:eastAsia="es-MX"/>
             </w:rPr>
           </w:pPr>
-          <w:hyperlink w:anchor="_Toc240641919" w:history="1">
+          <w:hyperlink w:anchor="_Toc243900013" w:history="1">
             <w:r>
               <w:rPr>
                 <w:rStyle w:val="Hipervnculo"/>
@@ -1152,7 +1155,7 @@
                 <w:noProof/>
                 <w:webHidden/>
               </w:rPr>
-              <w:instrText xml:space="preserve"> PAGEREF _Toc240641919 \h </w:instrText>
+              <w:instrText xml:space="preserve"> PAGEREF _Toc243900013 \h </w:instrText>
             </w:r>
             <w:r>
               <w:rPr>
@@ -1194,10 +1197,10 @@
               <w:noProof/>
               <w:sz w:val="24"/>
               <w:szCs w:val="24"/>
-              <w:lang w:eastAsia="es-CO"/>
+              <w:lang w:eastAsia="es-MX"/>
             </w:rPr>
           </w:pPr>
-          <w:hyperlink w:anchor="_Toc240641920" w:history="1">
+          <w:hyperlink w:anchor="_Toc243900014" w:history="1">
             <w:r>
               <w:rPr>
                 <w:rStyle w:val="Hipervnculo"/>
@@ -1224,7 +1227,7 @@
                 <w:noProof/>
                 <w:webHidden/>
               </w:rPr>
-              <w:instrText xml:space="preserve"> PAGEREF _Toc240641920 \h </w:instrText>
+              <w:instrText xml:space="preserve"> PAGEREF _Toc243900014 \h </w:instrText>
             </w:r>
             <w:r>
               <w:rPr>
@@ -1266,10 +1269,10 @@
               <w:noProof/>
               <w:sz w:val="24"/>
               <w:szCs w:val="24"/>
-              <w:lang w:eastAsia="es-CO"/>
+              <w:lang w:eastAsia="es-MX"/>
             </w:rPr>
           </w:pPr>
-          <w:hyperlink w:anchor="_Toc240641921" w:history="1">
+          <w:hyperlink w:anchor="_Toc243900015" w:history="1">
             <w:r>
               <w:rPr>
                 <w:rStyle w:val="Hipervnculo"/>
@@ -1296,7 +1299,7 @@
                 <w:noProof/>
                 <w:webHidden/>
               </w:rPr>
-              <w:instrText xml:space="preserve"> PAGEREF _Toc240641921 \h </w:instrText>
+              <w:instrText xml:space="preserve"> PAGEREF _Toc243900015 \h </w:instrText>
             </w:r>
             <w:r>
               <w:rPr>
@@ -1344,7 +1347,7 @@
       <w:pPr>
         <w:pStyle w:val="Titulosgenerales"/>
       </w:pPr>
-      <w:bookmarkStart w:id="0" w:name="_Toc240641911"/>
+      <w:bookmarkStart w:id="0" w:name="_Toc243900005"/>
       <w:r>
         <w:lastRenderedPageBreak/>
         <w:t>Introducción</w:t>
@@ -1389,7 +1392,7 @@
       <w:pPr>
         <w:pStyle w:val="Ttulo1"/>
       </w:pPr>
-      <w:bookmarkStart w:id="1" w:name="_Toc240641912"/>
+      <w:bookmarkStart w:id="1" w:name="_Toc243900006"/>
       <w:r>
         <w:lastRenderedPageBreak/>
         <w:t>Normatividad tributaria</w:t>
@@ -1398,13 +1401,7 @@
     </w:p>
     <w:p>
       <w:r>
-        <w:t>La industria turística y hotelera ha pasado por varios periodos de crisis o bonanzas, acorde con esto, se han promulgado normas específicas desde un marco normativo tributario. En general, un negocio hotelero está obligado a pagar impuestos nacionales (Impuesto al Valor Agregado - IVA e Impuesto sobre la renta) Impuestos departamentales</w:t>
-      </w:r>
-      <w:r>
-        <w:t xml:space="preserve">, </w:t>
-      </w:r>
-      <w:r>
-        <w:t>Impuesto Nacional al Consumo (INC) Impuestos locales (Industria y Comercio - ICA) y en algunos lugares, sobretasas a la explotación turística y hotelera. Conozcamos sobre ellos.</w:t>
+        <w:t>La industria turística y hotelera ha pasado por varios periodos de crisis o bonanzas; Ha acorde con esto, se han promulgado normas específicas desde un marco normativo tributario. En general, un negocio hotelero está obligado a pagar impuestos nacionales (impuesto al valor agregado - IVA, e impuesto sobre la renta); impuestos departamentales; impuesto nacional al consumo (INC); impuestos locales (industria y comercio, ICA) y en algunos lugares, sobretasas a la explotación turística y hotelera. Conozcamos sobre ellos.</w:t>
       </w:r>
     </w:p>
     <w:p>
@@ -1419,38 +1416,17 @@
           <w:b/>
           <w:bCs/>
         </w:rPr>
-        <w:t>Impuesto al Valor Agregado (IVA)</w:t>
-      </w:r>
-    </w:p>
-    <w:p>
-      <w:r>
-        <w:t>El impuesto al valor agregado o impuesto a las ventas, IVA es un gravamen que se cobra cuando los colombianos compran un producto o pagan un servicio. Para este impuesto existe una tarifa general del 19 % que se aplica a bienes y servicios, los cuales pueden ser gravados, excluidos o exentos. Tributariamente</w:t>
-      </w:r>
-      <w:r>
-        <w:t>,</w:t>
-      </w:r>
-      <w:r>
-        <w:t xml:space="preserve"> a este impuesto se da la categoría de impuesto indirecto, porque se liquida sobre los costos de producción y sobre las ventas de la empresa, tiene una característica especial: es un impuesto plurifásico o en cascada, esto quiere decir que grava de manera sucesiva las ventas en todas las fases del proceso productivo</w:t>
-      </w:r>
-      <w:r>
-        <w:t>,</w:t>
-      </w:r>
-      <w:r>
-        <w:t xml:space="preserve"> desde la producción hasta el consumo final</w:t>
-      </w:r>
-      <w:r>
-        <w:t>,</w:t>
-      </w:r>
-      <w:r>
-        <w:t xml:space="preserve"> y es descontable entre dichas fases.</w:t>
-      </w:r>
-    </w:p>
-    <w:p>
-      <w:r>
-        <w:t>Para comprender mejor el funcionamiento de este impuesto y su aplicación en la operación hotelera, analicemos el siguiente ejemplo práctico</w:t>
-      </w:r>
-      <w:r>
-        <w:t>:</w:t>
+        <w:t>Impuesto al valor agregado (IVA)</w:t>
+      </w:r>
+    </w:p>
+    <w:p>
+      <w:r>
+        <w:t>El impuesto al valor agregado o impuesto a las ventas, IVA es un gravamen que se cobra cuando los colombianos compran un producto o pagan un servicio. Para este impuesto existe una tarifa general del 19 % que se aplica a bienes y servicios, los cuales pueden ser gravados, excluidos o exentos. Tributariamente, a este impuesto se da la categoría de impuesto indirecto, porque se liquida sobre los costos de producción y sobre las ventas de la empresa, tiene una característica especial: es un impuesto plurifásico o en cascada, esto quiere decir que grava de manera sucesiva las ventas en todas las fases del proceso, productivo desde la producción hasta el consumo final, y es descontable entre dichas fases.</w:t>
+      </w:r>
+    </w:p>
+    <w:p>
+      <w:r>
+        <w:t>Para comprender mejor el funcionamiento de este impuesto y su aplicación en la operación hotelera, analicemos el siguiente ejemplo práctico:</w:t>
       </w:r>
     </w:p>
     <w:p>
@@ -1560,7 +1536,7 @@
         <w:ind w:left="1353" w:firstLine="64"/>
       </w:pPr>
       <w:r>
-        <w:t>El fabricante debe pagar el IVA, pero puede descontar el valor que pago al comerciante.</w:t>
+        <w:t>El fabricante debe pagar el IVA, pero puede descontar el valor que pagó al comerciante.</w:t>
       </w:r>
     </w:p>
     <w:p>
@@ -1615,7 +1591,13 @@
       </w:pPr>
       <w:r>
         <w:lastRenderedPageBreak/>
-        <w:t>El fabricante de lencería declara $6.788, que es la diferencia entre los $11.975 que cobró al hotel y los $5.187 de IVA que le pago al comerciante.</w:t>
+        <w:t>El fabricante de lencería declara $6.788, que es la diferencia entre los $11.975 que cobró al hotel y los $5.187 de IVA que le pag</w:t>
+      </w:r>
+      <w:r>
+        <w:t>ó</w:t>
+      </w:r>
+      <w:r>
+        <w:t xml:space="preserve"> al comerciante.</w:t>
       </w:r>
     </w:p>
     <w:p>
@@ -2187,7 +2169,13 @@
     </w:tbl>
     <w:p>
       <w:r>
-        <w:t>Existe una tarifa diferencial en el IVA, del 5 %, esta solo aplica para algunos productos de la canasta familiar y algunos servicios como los de protección. Adicionalmente hay una serie de productos, la mayoría de ellos de la canasta básica familiar (arroz, papa, leche, huevos, etc.) y de servicios básicos (educación, salud, entre otros.) que están exentos de IVA, es decir tiene tasa 0 %. (DIAN, 2021).</w:t>
+        <w:t xml:space="preserve">Existe una tarifa diferencial en el IVA, del 5 %, esta solo aplica para algunos productos de la canasta familiar y algunos servicios como los de protección. Adicionalmente hay una serie de productos, la mayoría de ellos de la canasta básica familiar (arroz, papa, leche, huevos, </w:t>
+      </w:r>
+      <w:r>
+        <w:t>etc.</w:t>
+      </w:r>
+      <w:r>
+        <w:t>) y de servicios básicos (educación, salud, entre otros) que están exentos de IVA, es decir tiene tasa 0 % (DIAN, 2021).</w:t>
       </w:r>
     </w:p>
     <w:p>
@@ -2321,7 +2309,13 @@
         <w:ind w:left="1416" w:firstLine="1"/>
       </w:pPr>
       <w:r>
-        <w:t>Vehículos automóviles de tipo familiar y camperos cuyo valor FOB (o el equivalente del valor FOB) sea inferior a USD $30.000, incluyendo sus accesorios.</w:t>
+        <w:t>Vehículos automóviles de tipo familiar y</w:t>
+      </w:r>
+      <w:r>
+        <w:t xml:space="preserve"> los</w:t>
+      </w:r>
+      <w:r>
+        <w:t xml:space="preserve"> camperos cuyo valor FOB (o el equivalente del valor FOB) sea inferior a USD $30.000, incluyendo sus accesorios.</w:t>
       </w:r>
     </w:p>
     <w:p>
@@ -2419,22 +2413,23 @@
       </w:r>
       <w:r>
         <w:lastRenderedPageBreak/>
-        <w:t xml:space="preserve">bebidas y comidas bajo franquicias”. Esto quiere decir es que si el hotel o restaurante funciona bajo el modelo de franquicia (normalmente marcas reconocidas como: Marriott, Hilton, GHL) al expendio de comidas y bebidas en estos establecimientos no se les aplica el 8 % de </w:t>
-      </w:r>
-      <w:r>
-        <w:t xml:space="preserve">la </w:t>
-      </w:r>
-      <w:r>
-        <w:t>Tarifa del Impuesto Nacional al Consumo (INC)</w:t>
-      </w:r>
-      <w:r>
-        <w:t>, si</w:t>
-      </w:r>
-      <w:r>
-        <w:t xml:space="preserve"> </w:t>
-      </w:r>
-      <w:r>
-        <w:t>no el 19 % de la tarifa general del IVA.</w:t>
+        <w:t xml:space="preserve">bebidas y comidas bajo franquicias”. Esto quiere decir que si el hotel o restaurante funciona bajo el modelo de franquicia (normalmente marcas reconocidas como: Marriott, Hilton, </w:t>
+      </w:r>
+      <w:proofErr w:type="spellStart"/>
+      <w:r>
+        <w:t>GHL</w:t>
+      </w:r>
+      <w:proofErr w:type="spellEnd"/>
+      <w:r>
+        <w:t xml:space="preserve">) al expendio de comidas y bebidas en estos establecimientos no se les aplica el 8 % de </w:t>
+      </w:r>
+      <w:proofErr w:type="spellStart"/>
+      <w:r>
+        <w:t>impoconsumo</w:t>
+      </w:r>
+      <w:proofErr w:type="spellEnd"/>
+      <w:r>
+        <w:t>, si no el 19 % de la tarifa general del IVA.</w:t>
       </w:r>
     </w:p>
     <w:p>
@@ -2474,12 +2469,12 @@
     </w:p>
     <w:p>
       <w:r>
+        <w:t>Podemos mencionar que los hoteles que construyan o remodelen tendrán una tarifa de renta especial.</w:t>
+      </w:r>
+    </w:p>
+    <w:p>
+      <w:r>
         <w:lastRenderedPageBreak/>
-        <w:t>Podemos mencionar que los hoteles que construyan o remodelen tendrán una tarifa de renta especial.</w:t>
-      </w:r>
-    </w:p>
-    <w:p>
-      <w:r>
         <w:t>La legislación tributaria contempla una tarifa especial del 9 % en el impuesto sobre la renta para las rentas derivadas de la prestación de servicios hoteleros que cumplan los requisitos establecidos en el artículo 240 del Estatuto Tributario y las modificaciones introducidas por la Ley 2068 de 2020, incluyendo las condiciones relacionadas con la construcción, remodelación o ampliación de hoteles y los plazos definidos por la normativa vigente.</w:t>
       </w:r>
     </w:p>
@@ -2517,7 +2512,6 @@
         </w:numPr>
       </w:pPr>
       <w:r>
-        <w:lastRenderedPageBreak/>
         <w:t>Estar inscritos en el Registro Nacional de Turismo (RNT) cuando la normativa lo exija.</w:t>
       </w:r>
     </w:p>
@@ -2542,6 +2536,7 @@
         </w:numPr>
       </w:pPr>
       <w:r>
+        <w:lastRenderedPageBreak/>
         <w:t>Acreditar, mediante la documentación correspondiente, el cumplimiento de las condiciones previstas para la aplicación del beneficio tributario, de conformidad con la legislación vigente.</w:t>
       </w:r>
     </w:p>
@@ -2559,7 +2554,7 @@
     </w:p>
     <w:p>
       <w:r>
-        <w:t>Por otra parte, sobre los beneficios tributarios a las rentas hoteleras, específicamente los que otorgan los numerales 3 y 4 del artículo 207-2 del Estatuto Tributario (ET) es válido mencionar que, con la modificación que sufrió el artículo 240 del ET, los servicios hoteleros prestados en nuevos hoteles y en hoteles remodelados y/o ampliados de personas jurídicas pasaron de ser rentas exentas para ser gravadas con la tarifa del 9 %. En el caso de las personas naturales, la DIAN ha manifestado que dichas rentas deberán tratarlas como gravadas y tributar con las tarifas del artículo 241 del Estatuto Tributario. De cualquier manera, es importante mencionar que la normatividad tributaria cambia constantemente y que debe ser revisada y actualizada.</w:t>
+        <w:t>Por otra parte, sobre los beneficios tributarios a las rentas hoteleras, específicamente los que otorgan los numerales 3 y 4 del artículo 207-2 del Estatuto Tributario (ET), es válido mencionar que, con la modificación que sufrió el artículo 240 del ET, los servicios hoteleros prestados en nuevos hoteles y en hoteles remodelados y/o ampliados de personas jurídicas pasaron de ser rentas exentas a ser gravadas con la tarifa del 9 %. En el caso de las personas naturales, la DIAN ha manifestado que dichas rentas deberán tratarlas como gravadas y tributar con las tarifas del artículo 241 del Estatuto Tributario. De cualquier manera, es importante mencionar que la normatividad tributaria cambia constantemente y que debe ser revisada y actualizada.</w:t>
       </w:r>
     </w:p>
     <w:p>
@@ -2575,7 +2570,7 @@
       <w:pPr>
         <w:pStyle w:val="Ttulo1"/>
       </w:pPr>
-      <w:bookmarkStart w:id="2" w:name="_Toc240641913"/>
+      <w:bookmarkStart w:id="2" w:name="_Toc243900007"/>
       <w:r>
         <w:lastRenderedPageBreak/>
         <w:t>Posteo de servicios hoteleros</w:t>
@@ -2594,55 +2589,37 @@
         </w:rPr>
         <w:t xml:space="preserve">Procesar los cargos y pagos de los huéspedes se conoce en hotelería como posteo. Este término proviene del verbo inglés </w:t>
       </w:r>
-      <w:proofErr w:type="spellStart"/>
       <w:r>
         <w:rPr>
           <w:rStyle w:val="Extranjerismo"/>
           <w:lang w:val="es-419" w:eastAsia="es-CO"/>
         </w:rPr>
-        <w:t>to</w:t>
-      </w:r>
-      <w:proofErr w:type="spellEnd"/>
+        <w:t>to post</w:t>
+      </w:r>
+      <w:r>
+        <w:rPr>
+          <w:lang w:val="es-419" w:eastAsia="es-CO"/>
+        </w:rPr>
+        <w:t>, que en el ámbito contable significa registrar una transacción en una cuenta.</w:t>
+      </w:r>
+      <w:r>
+        <w:rPr>
+          <w:lang w:val="es-419" w:eastAsia="es-CO"/>
+        </w:rPr>
+        <w:t xml:space="preserve"> </w:t>
+      </w:r>
+      <w:r>
+        <w:rPr>
+          <w:lang w:val="es-419" w:eastAsia="es-CO"/>
+        </w:rPr>
+        <w:t xml:space="preserve">El posteo consiste en registrar los consumos, servicios, pagos, descuentos y demás movimientos que afectan la cuenta del huésped durante su estancia. Estos registros permiten mantener un control actualizado del saldo y facilitan el proceso de facturación al momento del </w:t>
+      </w:r>
       <w:r>
         <w:rPr>
           <w:rStyle w:val="Extranjerismo"/>
           <w:lang w:val="es-419" w:eastAsia="es-CO"/>
         </w:rPr>
-        <w:t xml:space="preserve"> post</w:t>
-      </w:r>
-      <w:r>
-        <w:rPr>
-          <w:lang w:val="es-419" w:eastAsia="es-CO"/>
-        </w:rPr>
-        <w:t>, que en el ámbito contable significa registrar una transacción en una cuenta.</w:t>
-      </w:r>
-      <w:r>
-        <w:rPr>
-          <w:lang w:val="es-419" w:eastAsia="es-CO"/>
-        </w:rPr>
-        <w:t xml:space="preserve"> </w:t>
-      </w:r>
-      <w:r>
-        <w:rPr>
-          <w:lang w:val="es-419" w:eastAsia="es-CO"/>
-        </w:rPr>
-        <w:t xml:space="preserve">El posteo consiste en registrar los consumos, servicios, pagos, descuentos y demás movimientos que afectan la cuenta del huésped durante su estancia. Estos registros permiten mantener un control actualizado del saldo y facilitan el proceso de facturación al momento del </w:t>
-      </w:r>
-      <w:proofErr w:type="spellStart"/>
-      <w:r>
-        <w:rPr>
-          <w:rStyle w:val="Extranjerismo"/>
-          <w:lang w:val="es-419" w:eastAsia="es-CO"/>
-        </w:rPr>
-        <w:t>check-out</w:t>
-      </w:r>
-      <w:proofErr w:type="spellEnd"/>
-      <w:r>
-        <w:rPr>
-          <w:rStyle w:val="Extranjerismo"/>
-          <w:lang w:val="es-419" w:eastAsia="es-CO"/>
-        </w:rPr>
-        <w:t>.</w:t>
+        <w:t>check-out.</w:t>
       </w:r>
     </w:p>
     <w:p>
@@ -2697,7 +2674,7 @@
         <w:rPr>
           <w:lang w:val="es-419" w:eastAsia="es-CO"/>
         </w:rPr>
-        <w:t>Incluyen la propiedad de un teléfono celular, un libro de texto, o dos boletos para un concierto.</w:t>
+        <w:t>Incluyen la propiedad de un teléfono celular, un libro de texto o dos boletos para un concierto.</w:t>
       </w:r>
     </w:p>
     <w:p>
@@ -2925,7 +2902,7 @@
         <w:rPr>
           <w:rStyle w:val="Extranjerismo"/>
         </w:rPr>
-        <w:t>check out</w:t>
+        <w:t>check-out</w:t>
       </w:r>
       <w:r>
         <w:t xml:space="preserve"> / salida, en cualquier momento durante el día y requerirá la información precisa en ese momento.</w:t>
@@ -2976,10 +2953,10 @@
           <w:lang w:eastAsia="es-CO"/>
         </w:rPr>
         <w:drawing>
-          <wp:inline distT="0" distB="0" distL="0" distR="0" wp14:anchorId="3FEE17F9" wp14:editId="4E6A8FD1">
-            <wp:extent cx="4680000" cy="3272400"/>
-            <wp:effectExtent l="0" t="0" r="6350" b="4445"/>
-            <wp:docPr id="2" name="Imagen 2" descr="“Tipos de cargos hoteleros” organizada en tres columnas. La primera columna, “Cargos o Créditos”, incluye: Habitaciones, Teléfonos, Room service, SPA, Lavandería, Eventos y Misceláneos. La segunda columna, “Ahorros o Débitos”, presenta: Abonos, Descuentos y Ajustes. La tercera columna, “Mixtos”, contiene: Traspasos, Anulaciones y Correcciones. Cada categoría está conectada mediante flechas descendentes que muestran la relación entre los conceptos. En la parte inferior derecha aparece una ilustración de una persona junto a un edificio de hotel, una maleta y un marcador de ubicación. El diseño utiliza tonos beige, amarillo y naranja sobre un fondo gris claro. "/>
+          <wp:inline distT="0" distB="0" distL="0" distR="0" wp14:anchorId="1D383838" wp14:editId="465D9F1D">
+            <wp:extent cx="4680000" cy="3266895"/>
+            <wp:effectExtent l="0" t="0" r="0" b="0"/>
+            <wp:docPr id="1596078681" name="Imagen 3" descr="“Tipos de cargos hoteleros” organizada en tres columnas. La primera columna, “Cargos o Créditos”, incluye: Habitaciones, Teléfonos, Room service, SPA, Lavandería, Eventos y Misceláneos. La segunda columna, “Ahorros o Débitos”, presenta: Abonos, Descuentos y Ajustes. La tercera columna, “Mixtos”, contiene: Traspasos, Anulaciones y Correcciones. Cada categoría está conectada mediante flechas descendentes que muestran la relación entre los conceptos. En la parte inferior derecha, muestra una recepcionista atendiendo a un huésped, un celular con la &quot;Cuenta del huésped&quot; y fondo blanco."/>
             <wp:cNvGraphicFramePr>
               <a:graphicFrameLocks xmlns:a="http://schemas.openxmlformats.org/drawingml/2006/main" noChangeAspect="1"/>
             </wp:cNvGraphicFramePr>
@@ -2987,7 +2964,7 @@
               <a:graphicData uri="http://schemas.openxmlformats.org/drawingml/2006/picture">
                 <pic:pic xmlns:pic="http://schemas.openxmlformats.org/drawingml/2006/picture">
                   <pic:nvPicPr>
-                    <pic:cNvPr id="2" name="Imagen 2" descr="“Tipos de cargos hoteleros” organizada en tres columnas. La primera columna, “Cargos o Créditos”, incluye: Habitaciones, Teléfonos, Room service, SPA, Lavandería, Eventos y Misceláneos. La segunda columna, “Ahorros o Débitos”, presenta: Abonos, Descuentos y Ajustes. La tercera columna, “Mixtos”, contiene: Traspasos, Anulaciones y Correcciones. Cada categoría está conectada mediante flechas descendentes que muestran la relación entre los conceptos. En la parte inferior derecha aparece una ilustración de una persona junto a un edificio de hotel, una maleta y un marcador de ubicación. El diseño utiliza tonos beige, amarillo y naranja sobre un fondo gris claro. "/>
+                    <pic:cNvPr id="1596078681" name="Imagen 3" descr="“Tipos de cargos hoteleros” organizada en tres columnas. La primera columna, “Cargos o Créditos”, incluye: Habitaciones, Teléfonos, Room service, SPA, Lavandería, Eventos y Misceláneos. La segunda columna, “Ahorros o Débitos”, presenta: Abonos, Descuentos y Ajustes. La tercera columna, “Mixtos”, contiene: Traspasos, Anulaciones y Correcciones. Cada categoría está conectada mediante flechas descendentes que muestran la relación entre los conceptos. En la parte inferior derecha, muestra una recepcionista atendiendo a un huésped, un celular con la &quot;Cuenta del huésped&quot; y fondo blanco."/>
                     <pic:cNvPicPr/>
                   </pic:nvPicPr>
                   <pic:blipFill>
@@ -3005,7 +2982,7 @@
                   <pic:spPr>
                     <a:xfrm>
                       <a:off x="0" y="0"/>
-                      <a:ext cx="4680000" cy="3272400"/>
+                      <a:ext cx="4680000" cy="3266895"/>
                     </a:xfrm>
                     <a:prstGeom prst="rect">
                       <a:avLst/>
@@ -3178,7 +3155,35 @@
         <w:rPr>
           <w:lang w:eastAsia="es-CO"/>
         </w:rPr>
-        <w:t>Estas cajas están enlazadas (se comunican por medio una interfase) al sistema PMS principal. Son los llamados módulos POS (</w:t>
+        <w:t xml:space="preserve">Estas cajas están enlazadas (se comunican por medio de una interfase) al sistema </w:t>
+      </w:r>
+      <w:proofErr w:type="spellStart"/>
+      <w:r>
+        <w:rPr>
+          <w:lang w:eastAsia="es-CO"/>
+        </w:rPr>
+        <w:t>PMS</w:t>
+      </w:r>
+      <w:proofErr w:type="spellEnd"/>
+      <w:r>
+        <w:rPr>
+          <w:lang w:eastAsia="es-CO"/>
+        </w:rPr>
+        <w:t xml:space="preserve"> principal. Son los llamados módulos </w:t>
+      </w:r>
+      <w:proofErr w:type="spellStart"/>
+      <w:r>
+        <w:rPr>
+          <w:lang w:eastAsia="es-CO"/>
+        </w:rPr>
+        <w:t>POS</w:t>
+      </w:r>
+      <w:proofErr w:type="spellEnd"/>
+      <w:r>
+        <w:rPr>
+          <w:lang w:eastAsia="es-CO"/>
+        </w:rPr>
+        <w:t xml:space="preserve"> (</w:t>
       </w:r>
       <w:r>
         <w:rPr>
@@ -3213,7 +3218,7 @@
       <w:pPr>
         <w:pStyle w:val="Ttulo1"/>
       </w:pPr>
-      <w:bookmarkStart w:id="3" w:name="_Toc240641914"/>
+      <w:bookmarkStart w:id="3" w:name="_Toc243900008"/>
       <w:r>
         <w:lastRenderedPageBreak/>
         <w:t>Políticas de manejo de caja</w:t>
@@ -3310,7 +3315,23 @@
           <w:bCs/>
           <w:lang w:val="es-419" w:eastAsia="es-CO"/>
         </w:rPr>
-        <w:t>Fondo de Caja</w:t>
+        <w:t xml:space="preserve">Fondo de </w:t>
+      </w:r>
+      <w:r>
+        <w:rPr>
+          <w:b/>
+          <w:bCs/>
+          <w:lang w:val="es-419" w:eastAsia="es-CO"/>
+        </w:rPr>
+        <w:t>c</w:t>
+      </w:r>
+      <w:r>
+        <w:rPr>
+          <w:b/>
+          <w:bCs/>
+          <w:lang w:val="es-419" w:eastAsia="es-CO"/>
+        </w:rPr>
+        <w:t>aja</w:t>
       </w:r>
     </w:p>
     <w:p>
@@ -3550,7 +3571,6 @@
           <w:bCs/>
           <w:lang w:eastAsia="es-CO"/>
         </w:rPr>
-        <w:lastRenderedPageBreak/>
         <w:t>Saldos elevados</w:t>
       </w:r>
     </w:p>
@@ -3651,7 +3671,19 @@
         <w:rPr>
           <w:lang w:eastAsia="es-CO"/>
         </w:rPr>
-        <w:t>Como mencionamos el arqueo de caja, se trata de un recuento de las operaciones del día, como este se realiza en cualquier momento del día, debe ser rápido y con un procedimiento sencillo que puede ser el siguiente.</w:t>
+        <w:t>Como mencionamos</w:t>
+      </w:r>
+      <w:r>
+        <w:rPr>
+          <w:lang w:eastAsia="es-CO"/>
+        </w:rPr>
+        <w:t>,</w:t>
+      </w:r>
+      <w:r>
+        <w:rPr>
+          <w:lang w:eastAsia="es-CO"/>
+        </w:rPr>
+        <w:t xml:space="preserve"> el arqueo de caja, se trata de un recuento de las operaciones del día, como este se realiza en cualquier momento del día, debe ser rápido y con un procedimiento sencillo que puede ser el siguiente.</w:t>
       </w:r>
     </w:p>
     <w:p>
@@ -3687,7 +3719,34 @@
         <w:rPr>
           <w:lang w:eastAsia="es-CO"/>
         </w:rPr>
-        <w:t>Solicitar al software de gestión (PMS) un reporte de caja, que nos indique el valor que debemos tener en ese momento. Si no se cuenta con sistema PMS, basta con sumar los valores de la planilla de control.</w:t>
+        <w:t xml:space="preserve">Solicitar al </w:t>
+      </w:r>
+      <w:r>
+        <w:rPr>
+          <w:rStyle w:val="Extranjerismo"/>
+          <w:lang w:eastAsia="es-CO"/>
+        </w:rPr>
+        <w:t>software</w:t>
+      </w:r>
+      <w:r>
+        <w:rPr>
+          <w:lang w:eastAsia="es-CO"/>
+        </w:rPr>
+        <w:t xml:space="preserve"> de gestión (</w:t>
+      </w:r>
+      <w:proofErr w:type="spellStart"/>
+      <w:r>
+        <w:rPr>
+          <w:lang w:eastAsia="es-CO"/>
+        </w:rPr>
+        <w:t>PMS</w:t>
+      </w:r>
+      <w:proofErr w:type="spellEnd"/>
+      <w:r>
+        <w:rPr>
+          <w:lang w:eastAsia="es-CO"/>
+        </w:rPr>
+        <w:t>) un reporte de caja, que nos indique el valor que debemos tener en ese momento. Si no se cuenta con sistema PMS, basta con sumar los valores de la planilla de control.</w:t>
       </w:r>
     </w:p>
     <w:p>
@@ -3838,7 +3897,19 @@
         <w:rPr>
           <w:lang w:eastAsia="es-CO"/>
         </w:rPr>
-        <w:t>Es una política de control, enfocada en darle orden al manejo del efectivo, funciona en si se autoriza o no realizar pagos en la caja de recepción por parte de la gerencia del hotel, en caso afirmativo se determina que pagos si se pueden realizar y cuáles no. Como todas las políticas estas se instauran en cada establecimiento.</w:t>
+        <w:t>Es una política de control, enfocada en darle orden al manejo del efectivo, funciona en si se autoriza o no realizar pagos en la caja de recepción por parte de la gerencia del hotel, en caso afirmativo se determina qu</w:t>
+      </w:r>
+      <w:r>
+        <w:rPr>
+          <w:lang w:eastAsia="es-CO"/>
+        </w:rPr>
+        <w:t>é</w:t>
+      </w:r>
+      <w:r>
+        <w:rPr>
+          <w:lang w:eastAsia="es-CO"/>
+        </w:rPr>
+        <w:t xml:space="preserve"> pagos si se pueden realizar y cuáles no. Como todas las políticas estas se instauran en cada establecimiento.</w:t>
       </w:r>
     </w:p>
     <w:p>
@@ -3901,7 +3972,7 @@
       <w:pPr>
         <w:pStyle w:val="Ttulo1"/>
       </w:pPr>
-      <w:bookmarkStart w:id="4" w:name="_Toc240641915"/>
+      <w:bookmarkStart w:id="4" w:name="_Toc243900009"/>
       <w:r>
         <w:lastRenderedPageBreak/>
         <w:t>Operaciones matemáticas</w:t>
@@ -3936,10 +4007,87 @@
     <w:p>
       <w:pPr>
         <w:rPr>
+          <w:lang w:val="es-419" w:eastAsia="es-CO"/>
+        </w:rPr>
+      </w:pPr>
+      <w:r>
+        <w:rPr>
+          <w:lang w:val="es-419" w:eastAsia="es-CO"/>
+        </w:rPr>
+        <w:t>Esta operación le será de gran ayuda, en la gestión de grupos. Simplificando grandes series de sumatorias, es también la base de la correcta aplicación de los descuentos expresados en porcentaje, cuya notación corresponde a un valor el cual se multiplica por un %, será su principal aliada cuando deba dividir una cuenta o un cargo en varias partes, una situación frecuente en la operación diaria de los hoteles.</w:t>
+      </w:r>
+    </w:p>
+    <w:p>
+      <w:pPr>
+        <w:rPr>
+          <w:lang w:val="es-419" w:eastAsia="es-CO"/>
+        </w:rPr>
+      </w:pPr>
+      <w:r>
+        <w:rPr>
+          <w:lang w:val="es-419" w:eastAsia="es-CO"/>
+        </w:rPr>
+        <w:t>Aunque los registros contables se realicen en un sistema PMS estas operaciones básicas le servirán para la validación y el control de los registros, para realizar los arqueos y cierres de movimiento. Se sugiere tenerlas muy en cuenta si no se tiene acceso a sistemas computarizados.</w:t>
+      </w:r>
+    </w:p>
+    <w:p>
+      <w:pPr>
+        <w:rPr>
+          <w:lang w:val="es-419" w:eastAsia="es-CO"/>
+        </w:rPr>
+      </w:pPr>
+      <w:r>
+        <w:rPr>
           <w:b/>
           <w:bCs/>
           <w:lang w:val="es-419" w:eastAsia="es-CO"/>
         </w:rPr>
+        <w:t>Porcentajes</w:t>
+      </w:r>
+      <w:r>
+        <w:rPr>
+          <w:lang w:val="es-419" w:eastAsia="es-CO"/>
+        </w:rPr>
+        <w:t xml:space="preserve">: </w:t>
+      </w:r>
+      <w:r>
+        <w:rPr>
+          <w:lang w:val="es-419" w:eastAsia="es-CO"/>
+        </w:rPr>
+        <w:t>a</w:t>
+      </w:r>
+      <w:r>
+        <w:rPr>
+          <w:lang w:val="es-419" w:eastAsia="es-CO"/>
+        </w:rPr>
+        <w:t>prender a calcular porcentajes, le será de gran utilidad para dividir cuentas en partes desiguales. Esta operación es relativa a la proporcionalidad matemática y se puede calcular por medio de la regla de tres.</w:t>
+      </w:r>
+    </w:p>
+    <w:p>
+      <w:pPr>
+        <w:rPr>
+          <w:lang w:val="es-419" w:eastAsia="es-CO"/>
+        </w:rPr>
+      </w:pPr>
+      <w:r>
+        <w:rPr>
+          <w:lang w:val="es-419" w:eastAsia="es-CO"/>
+        </w:rPr>
+        <w:lastRenderedPageBreak/>
+        <w:t>Esta es una operación matemática cuyo concepto es, encontrar un valor incógnito a partir de tres valores conocidos. Se analizará, con la siguiente situación</w:t>
+      </w:r>
+      <w:r>
+        <w:rPr>
+          <w:lang w:val="es-419" w:eastAsia="es-CO"/>
+        </w:rPr>
+        <w:t>.</w:t>
+      </w:r>
+    </w:p>
+    <w:p>
+      <w:pPr>
+        <w:rPr>
+          <w:lang w:val="es-419" w:eastAsia="es-CO"/>
+        </w:rPr>
       </w:pPr>
       <w:r>
         <w:rPr>
@@ -3947,46 +4095,19 @@
           <w:bCs/>
           <w:lang w:val="es-419" w:eastAsia="es-CO"/>
         </w:rPr>
-        <w:t>Las operaciones matemáticas son:</w:t>
-      </w:r>
-    </w:p>
-    <w:p>
-      <w:pPr>
-        <w:rPr>
-          <w:lang w:val="es-419" w:eastAsia="es-CO"/>
-        </w:rPr>
-      </w:pPr>
-      <w:r>
-        <w:rPr>
-          <w:lang w:val="es-419" w:eastAsia="es-CO"/>
-        </w:rPr>
-        <w:t>Esta operación le será de gran ayuda, en la gestión de grupos. Simplificando grandes series de sumatorias, es también la base de la correcta aplicación de los descuentos expresados en porcentaje, cuya notación corresponde a un valor el cual se multiplica por un %.</w:t>
-      </w:r>
-    </w:p>
-    <w:p>
-      <w:pPr>
-        <w:rPr>
-          <w:lang w:val="es-419" w:eastAsia="es-CO"/>
-        </w:rPr>
-      </w:pPr>
-      <w:r>
-        <w:rPr>
-          <w:lang w:val="es-419" w:eastAsia="es-CO"/>
-        </w:rPr>
-        <w:t>Esta operación será su principal aliada cuando deba dividir una cuenta o un cargo en varias partes, una situación frecuente en la operación diaria de los hoteles.</w:t>
-      </w:r>
-    </w:p>
-    <w:p>
-      <w:pPr>
-        <w:rPr>
-          <w:lang w:val="es-419" w:eastAsia="es-CO"/>
-        </w:rPr>
-      </w:pPr>
-      <w:r>
-        <w:rPr>
-          <w:lang w:val="es-419" w:eastAsia="es-CO"/>
-        </w:rPr>
-        <w:t>Aunque los registros contables se realicen en un sistema PMS estas operaciones básicas le servirán para la validación y el control de los registros, para realizar los arqueos y cierres de movimiento. Se sugiere tenerlas muy en cuenta si no se tiene acceso a sistemas computarizados.</w:t>
+        <w:t>Paso 1</w:t>
+      </w:r>
+      <w:r>
+        <w:rPr>
+          <w:lang w:val="es-419" w:eastAsia="es-CO"/>
+        </w:rPr>
+        <w:t xml:space="preserve">. </w:t>
+      </w:r>
+      <w:r>
+        <w:rPr>
+          <w:lang w:val="es-419" w:eastAsia="es-CO"/>
+        </w:rPr>
+        <w:t>Un huésped se acerca a pagar la cuenta e informa que del valor de la habitación su compañía solo le cubre el 70 % y él pagará el 30 % restante. Adicionalmente, en ese momento el hotel experimenta un corte de energía y usted solo dispone del valor total del alojamiento ($574.000 + IVA) en un informe impreso que se generó de la auditoría.</w:t>
       </w:r>
     </w:p>
     <w:p>
@@ -4001,45 +4122,58 @@
           <w:bCs/>
           <w:lang w:val="es-419" w:eastAsia="es-CO"/>
         </w:rPr>
-        <w:lastRenderedPageBreak/>
-        <w:t>Porcentajes</w:t>
-      </w:r>
-      <w:r>
-        <w:rPr>
-          <w:lang w:val="es-419" w:eastAsia="es-CO"/>
-        </w:rPr>
-        <w:t xml:space="preserve">: </w:t>
-      </w:r>
-      <w:r>
-        <w:rPr>
-          <w:lang w:val="es-419" w:eastAsia="es-CO"/>
-        </w:rPr>
-        <w:t>a</w:t>
-      </w:r>
-      <w:r>
-        <w:rPr>
-          <w:lang w:val="es-419" w:eastAsia="es-CO"/>
-        </w:rPr>
-        <w:t>prender a calcular porcentajes, le será de gran utilidad para dividir cuentas en partes desiguales. Esta operación es relativa a la proporcionalidad matemática y se puede calcular por medio de la regla de tres.</w:t>
-      </w:r>
-    </w:p>
-    <w:p>
-      <w:pPr>
-        <w:rPr>
-          <w:lang w:val="es-419" w:eastAsia="es-CO"/>
-        </w:rPr>
-      </w:pPr>
-      <w:r>
-        <w:rPr>
-          <w:lang w:val="es-419" w:eastAsia="es-CO"/>
-        </w:rPr>
-        <w:t>Esta es una operación matemática cuyo concepto es, encontrar un valor incógnito a partir de tres valores conocidos. Se analizará, con la siguiente situación</w:t>
-      </w:r>
-      <w:r>
-        <w:rPr>
-          <w:lang w:val="es-419" w:eastAsia="es-CO"/>
-        </w:rPr>
-        <w:t>.</w:t>
+        <w:t>Paso 2</w:t>
+      </w:r>
+      <w:r>
+        <w:rPr>
+          <w:lang w:val="es-419" w:eastAsia="es-CO"/>
+        </w:rPr>
+        <w:t xml:space="preserve">. </w:t>
+      </w:r>
+      <w:r>
+        <w:rPr>
+          <w:lang w:val="es-419" w:eastAsia="es-CO"/>
+        </w:rPr>
+        <w:t>Lo primero que hay que determinar es el valor monetario del 30 % de los $574.000, que pagará el cliente.</w:t>
+      </w:r>
+    </w:p>
+    <w:p>
+      <w:pPr>
+        <w:rPr>
+          <w:lang w:val="es-419" w:eastAsia="es-CO"/>
+        </w:rPr>
+      </w:pPr>
+      <w:r>
+        <w:rPr>
+          <w:lang w:val="es-419" w:eastAsia="es-CO"/>
+        </w:rPr>
+        <w:t>Para lograrlo puede plantear la siguiente regla de tres. Para que la ecuación se resuelva correctamente, se deben colocar los valores del mismo tipo debajo, en este caso ubicamos porcentaje, debajo de porcentaje y la incógnita que será el valor del alojamiento, debajo de la cantidad.</w:t>
+      </w:r>
+    </w:p>
+    <w:p>
+      <w:pPr>
+        <w:rPr>
+          <w:lang w:val="es-419" w:eastAsia="es-CO"/>
+        </w:rPr>
+      </w:pPr>
+      <w:r>
+        <w:rPr>
+          <w:lang w:val="es-419" w:eastAsia="es-CO"/>
+        </w:rPr>
+        <w:t>$574.000____100 %</w:t>
+      </w:r>
+    </w:p>
+    <w:p>
+      <w:pPr>
+        <w:rPr>
+          <w:lang w:val="es-419" w:eastAsia="es-CO"/>
+        </w:rPr>
+      </w:pPr>
+      <w:r>
+        <w:rPr>
+          <w:lang w:val="es-419" w:eastAsia="es-CO"/>
+        </w:rPr>
+        <w:t>x =? ___ 30 %</w:t>
       </w:r>
     </w:p>
     <w:p>
@@ -4054,7 +4188,7 @@
           <w:bCs/>
           <w:lang w:val="es-419" w:eastAsia="es-CO"/>
         </w:rPr>
-        <w:t>Paso 1</w:t>
+        <w:t>Paso 3</w:t>
       </w:r>
       <w:r>
         <w:rPr>
@@ -4066,100 +4200,19 @@
         <w:rPr>
           <w:lang w:val="es-419" w:eastAsia="es-CO"/>
         </w:rPr>
-        <w:t>Un huésped se acerca a pagar la cuenta e informa que del valor de la habitación su compañía solo le cubre el 70 % y él pagará el 30 % restante. Adicionalmente, en ese momento el hotel experimenta un corte de energía y usted solo dispone del valor total del alojamiento ($574.000 + IVA) en un informe impreso que se generó de la auditoría.</w:t>
-      </w:r>
-    </w:p>
-    <w:p>
-      <w:pPr>
-        <w:rPr>
-          <w:lang w:val="es-419" w:eastAsia="es-CO"/>
-        </w:rPr>
-      </w:pPr>
-      <w:r>
-        <w:rPr>
-          <w:b/>
-          <w:bCs/>
-          <w:lang w:val="es-419" w:eastAsia="es-CO"/>
-        </w:rPr>
-        <w:t>Paso 2</w:t>
-      </w:r>
-      <w:r>
-        <w:rPr>
-          <w:lang w:val="es-419" w:eastAsia="es-CO"/>
-        </w:rPr>
-        <w:t xml:space="preserve">. </w:t>
-      </w:r>
-      <w:r>
-        <w:rPr>
-          <w:lang w:val="es-419" w:eastAsia="es-CO"/>
-        </w:rPr>
-        <w:t>Lo primero que hay que determinar es el valor monetario del 30 % de los $574.000, que pagará el cliente.</w:t>
-      </w:r>
-    </w:p>
-    <w:p>
-      <w:pPr>
-        <w:rPr>
-          <w:lang w:val="es-419" w:eastAsia="es-CO"/>
-        </w:rPr>
-      </w:pPr>
-      <w:r>
-        <w:rPr>
-          <w:lang w:val="es-419" w:eastAsia="es-CO"/>
-        </w:rPr>
-        <w:t>Para lograrlo puede plantear la siguiente regla de tres. Para que la ecuación se resuelva correctamente, se deben colocar los valores del mismo tipo debajo, en este caso ubicamos porcentaje, debajo de porcentaje y la incógnita que será el valor del alojamiento, debajo de la cantidad.</w:t>
-      </w:r>
-    </w:p>
-    <w:p>
-      <w:pPr>
-        <w:rPr>
-          <w:lang w:val="es-419" w:eastAsia="es-CO"/>
-        </w:rPr>
-      </w:pPr>
-      <w:r>
-        <w:rPr>
-          <w:lang w:val="es-419" w:eastAsia="es-CO"/>
-        </w:rPr>
-        <w:t>$574.000____100 %</w:t>
-      </w:r>
-    </w:p>
-    <w:p>
-      <w:pPr>
-        <w:rPr>
-          <w:lang w:val="es-419" w:eastAsia="es-CO"/>
-        </w:rPr>
-      </w:pPr>
-      <w:r>
-        <w:rPr>
-          <w:lang w:val="es-419" w:eastAsia="es-CO"/>
-        </w:rPr>
-        <w:t>x =? ___ 30 %</w:t>
-      </w:r>
-    </w:p>
-    <w:p>
-      <w:pPr>
-        <w:rPr>
-          <w:lang w:val="es-419" w:eastAsia="es-CO"/>
-        </w:rPr>
-      </w:pPr>
-      <w:r>
-        <w:rPr>
-          <w:b/>
-          <w:bCs/>
-          <w:lang w:val="es-419" w:eastAsia="es-CO"/>
-        </w:rPr>
-        <w:t>Paso 3</w:t>
-      </w:r>
-      <w:r>
-        <w:rPr>
-          <w:lang w:val="es-419" w:eastAsia="es-CO"/>
-        </w:rPr>
-        <w:t xml:space="preserve">. </w:t>
-      </w:r>
-      <w:r>
-        <w:rPr>
-          <w:lang w:val="es-419" w:eastAsia="es-CO"/>
-        </w:rPr>
-        <w:t xml:space="preserve">Esta notación se lee: si $574.000 equivale al 100 %, ¿Cuánto es el 30 %? Tomando los valores en diagonal, se multiplica $574.000 por 30 y luego </w:t>
+        <w:t>Esta notación se lee: si $574.000 equivale al 100 %, ¿</w:t>
+      </w:r>
+      <w:r>
+        <w:rPr>
+          <w:lang w:val="es-419" w:eastAsia="es-CO"/>
+        </w:rPr>
+        <w:t>c</w:t>
+      </w:r>
+      <w:r>
+        <w:rPr>
+          <w:lang w:val="es-419" w:eastAsia="es-CO"/>
+        </w:rPr>
+        <w:t xml:space="preserve">uánto es el 30 %? Tomando los valores en diagonal, se multiplica $574.000 por 30 y luego </w:t>
       </w:r>
       <w:r>
         <w:rPr>
@@ -4184,7 +4237,6 @@
         <w:rPr>
           <w:lang w:val="es-419" w:eastAsia="es-CO"/>
         </w:rPr>
-        <w:lastRenderedPageBreak/>
         <w:t>De esta forma nuestra ecuación quedaría de la siguiente manera.</w:t>
       </w:r>
     </w:p>
@@ -4244,6 +4296,7 @@
         <w:rPr>
           <w:lang w:val="es-419" w:eastAsia="es-CO"/>
         </w:rPr>
+        <w:lastRenderedPageBreak/>
         <w:t xml:space="preserve"> Al despejar se eliminan los signos porcentuales, y resolviendo la multiplicación, tenemos</w:t>
       </w:r>
     </w:p>
@@ -4277,7 +4330,7 @@
                   <w:rFonts w:ascii="Cambria Math" w:hAnsi="Cambria Math"/>
                   <w:lang w:val="es-419" w:eastAsia="es-CO"/>
                 </w:rPr>
-                <m:t xml:space="preserve">$17.229.000 </m:t>
+                <m:t xml:space="preserve">$17.200.000 </m:t>
               </m:r>
             </m:num>
             <m:den>
@@ -4310,21 +4363,7 @@
         <w:rPr>
           <w:lang w:val="es-419" w:eastAsia="es-CO"/>
         </w:rPr>
-        <w:t xml:space="preserve"> Es decir que el valor equivalente al 30 % que debe pagar el huésped es $172.200 + </w:t>
-      </w:r>
-      <w:proofErr w:type="gramStart"/>
-      <w:r>
-        <w:rPr>
-          <w:lang w:val="es-419" w:eastAsia="es-CO"/>
-        </w:rPr>
-        <w:t>IVA</w:t>
-      </w:r>
-      <w:proofErr w:type="gramEnd"/>
-      <w:r>
-        <w:rPr>
-          <w:lang w:val="es-419" w:eastAsia="es-CO"/>
-        </w:rPr>
-        <w:t xml:space="preserve"> por tanto, a la empresa se le debe cobrar el valor de $401.800 + IVA.</w:t>
+        <w:t xml:space="preserve"> Es decir que el valor equivalente al 30 % que debe pagar el huésped es $172.200 + IVA por tanto, a la empresa se le debe cobrar el valor de $401.800 + IVA.</w:t>
       </w:r>
     </w:p>
     <w:p>
@@ -4346,7 +4385,7 @@
       <w:pPr>
         <w:pStyle w:val="Ttulo1"/>
       </w:pPr>
-      <w:bookmarkStart w:id="5" w:name="_Toc240641916"/>
+      <w:bookmarkStart w:id="5" w:name="_Toc243900010"/>
       <w:r>
         <w:lastRenderedPageBreak/>
         <w:t>Cuenta huésped</w:t>
@@ -4504,7 +4543,7 @@
         <w:rPr>
           <w:lang w:eastAsia="es-CO"/>
         </w:rPr>
-        <w:t>Relaciona los descargos a la cuenta huésped como efecto de la cancelación de facturas, considerando básicamente efectivo, tarjetas de crédito o débito, divisas y particulares. Las columnas de descuento y depósito aplican como crédito al aplicarles dichas situaciones. (Scheel, 1992).</w:t>
+        <w:t>Relaciona los descargos a la cuenta huésped como efecto de la cancelación de facturas, considerando básicamente efectivo, tarjetas de crédito o débito, divisas y particulares. Las columnas de descuento y depósito aplican como crédito al aplicarles dichas situaciones (Scheel, 1992).</w:t>
       </w:r>
     </w:p>
     <w:p>
@@ -4603,21 +4642,7 @@
         <w:rPr>
           <w:lang w:eastAsia="es-CO"/>
         </w:rPr>
-        <w:t xml:space="preserve">Un abono hace referencia al pago que registra un huésped para disminuir el saldo de la cuenta a su cargo, es decir </w:t>
-      </w:r>
-      <w:proofErr w:type="gramStart"/>
-      <w:r>
-        <w:rPr>
-          <w:lang w:eastAsia="es-CO"/>
-        </w:rPr>
-        <w:t>que</w:t>
-      </w:r>
-      <w:proofErr w:type="gramEnd"/>
-      <w:r>
-        <w:rPr>
-          <w:lang w:eastAsia="es-CO"/>
-        </w:rPr>
-        <w:t xml:space="preserve"> si el monto adeudado es superior al pagado, se genera este tipo de movimiento.</w:t>
+        <w:t>Un abono hace referencia al pago que registra un huésped para disminuir el saldo de la cuenta a su cargo, es decir que si el monto adeudado es superior al pagado, se genera este tipo de movimiento.</w:t>
       </w:r>
     </w:p>
     <w:p>
@@ -4798,7 +4823,13 @@
               <w:pStyle w:val="TextoTablas"/>
             </w:pPr>
             <w:r>
-              <w:t>$20.000</w:t>
+              <w:t>$</w:t>
+            </w:r>
+            <w:r>
+              <w:t xml:space="preserve"> </w:t>
+            </w:r>
+            <w:r>
+              <w:t>20.000</w:t>
             </w:r>
           </w:p>
         </w:tc>
@@ -4816,7 +4847,13 @@
               <w:pStyle w:val="TextoTablas"/>
             </w:pPr>
             <w:r>
-              <w:t>Comisión del 10% por el servicio</w:t>
+              <w:t>Comisión del 10</w:t>
+            </w:r>
+            <w:r>
+              <w:t xml:space="preserve"> </w:t>
+            </w:r>
+            <w:r>
+              <w:t>% por el servicio</w:t>
             </w:r>
           </w:p>
         </w:tc>
@@ -4829,7 +4866,13 @@
               <w:pStyle w:val="TextoTablas"/>
             </w:pPr>
             <w:r>
-              <w:t>$2.000</w:t>
+              <w:t>$</w:t>
+            </w:r>
+            <w:r>
+              <w:t xml:space="preserve"> </w:t>
+            </w:r>
+            <w:r>
+              <w:t>2.000</w:t>
             </w:r>
           </w:p>
         </w:tc>
@@ -4857,7 +4900,13 @@
               <w:pStyle w:val="TextoTablas"/>
             </w:pPr>
             <w:r>
-              <w:t>$380</w:t>
+              <w:t>$</w:t>
+            </w:r>
+            <w:r>
+              <w:t xml:space="preserve"> </w:t>
+            </w:r>
+            <w:r>
+              <w:t>380</w:t>
             </w:r>
           </w:p>
         </w:tc>
@@ -4874,13 +4923,8 @@
             <w:pPr>
               <w:pStyle w:val="TextoTablas"/>
             </w:pPr>
-            <w:proofErr w:type="gramStart"/>
-            <w:r>
-              <w:t>Total</w:t>
-            </w:r>
-            <w:proofErr w:type="gramEnd"/>
-            <w:r>
-              <w:t xml:space="preserve"> a cargo del huésped</w:t>
+            <w:r>
+              <w:t>Total a cargo del huésped</w:t>
             </w:r>
           </w:p>
         </w:tc>
@@ -4893,7 +4937,13 @@
               <w:pStyle w:val="TextoTablas"/>
             </w:pPr>
             <w:r>
-              <w:t>$22.380</w:t>
+              <w:t>$</w:t>
+            </w:r>
+            <w:r>
+              <w:t xml:space="preserve"> </w:t>
+            </w:r>
+            <w:r>
+              <w:t>22.380</w:t>
             </w:r>
           </w:p>
         </w:tc>
@@ -5295,36 +5345,10 @@
     </w:p>
     <w:p>
       <w:pPr>
-        <w:rPr>
-          <w:lang w:eastAsia="es-CO"/>
-        </w:rPr>
-      </w:pPr>
-      <w:r>
-        <w:rPr>
-          <w:lang w:eastAsia="es-CO"/>
-        </w:rPr>
-        <w:t>Cargos por consumos en negocios con los cuales el hotel mantenga convenios comerciales.</w:t>
-      </w:r>
-    </w:p>
-    <w:p>
-      <w:pPr>
-        <w:rPr>
-          <w:lang w:eastAsia="es-CO"/>
-        </w:rPr>
-      </w:pPr>
-      <w:r>
-        <w:rPr>
-          <w:lang w:eastAsia="es-CO"/>
-        </w:rPr>
-        <w:t>Los cargos por servicios de alojamiento, que se realizan en la auditoría nocturna se soportan en el contrato de alojamiento.</w:t>
-      </w:r>
-    </w:p>
-    <w:p>
-      <w:pPr>
         <w:pStyle w:val="Prrafodelista"/>
         <w:numPr>
           <w:ilvl w:val="0"/>
-          <w:numId w:val="41"/>
+          <w:numId w:val="40"/>
         </w:numPr>
         <w:rPr>
           <w:lang w:eastAsia="es-CO"/>
@@ -5334,7 +5358,7 @@
         <w:rPr>
           <w:lang w:eastAsia="es-CO"/>
         </w:rPr>
-        <w:t>Cargo por el servicio de habitación.</w:t>
+        <w:t>Cargos por consumos en negocios con los cuales el hotel mantenga convenios comerciales.</w:t>
       </w:r>
     </w:p>
     <w:p>
@@ -5342,7 +5366,7 @@
         <w:pStyle w:val="Prrafodelista"/>
         <w:numPr>
           <w:ilvl w:val="0"/>
-          <w:numId w:val="41"/>
+          <w:numId w:val="40"/>
         </w:numPr>
         <w:rPr>
           <w:lang w:eastAsia="es-CO"/>
@@ -5352,7 +5376,7 @@
         <w:rPr>
           <w:lang w:eastAsia="es-CO"/>
         </w:rPr>
-        <w:t>Cargo por el Impuesto a las Ventas (IVA).</w:t>
+        <w:t>Los cargos por servicios de alojamiento, que se realizan en la auditoría nocturna se soportan en el contrato de alojamiento.</w:t>
       </w:r>
     </w:p>
     <w:p>
@@ -5360,7 +5384,43 @@
         <w:pStyle w:val="Prrafodelista"/>
         <w:numPr>
           <w:ilvl w:val="0"/>
-          <w:numId w:val="41"/>
+          <w:numId w:val="40"/>
+        </w:numPr>
+        <w:rPr>
+          <w:lang w:eastAsia="es-CO"/>
+        </w:rPr>
+      </w:pPr>
+      <w:r>
+        <w:rPr>
+          <w:lang w:eastAsia="es-CO"/>
+        </w:rPr>
+        <w:t>Cargo por servicio de habitación.</w:t>
+      </w:r>
+    </w:p>
+    <w:p>
+      <w:pPr>
+        <w:pStyle w:val="Prrafodelista"/>
+        <w:numPr>
+          <w:ilvl w:val="0"/>
+          <w:numId w:val="40"/>
+        </w:numPr>
+        <w:rPr>
+          <w:lang w:eastAsia="es-CO"/>
+        </w:rPr>
+      </w:pPr>
+      <w:r>
+        <w:rPr>
+          <w:lang w:eastAsia="es-CO"/>
+        </w:rPr>
+        <w:t>Cargo por el impuesto a las ventas (IVA).</w:t>
+      </w:r>
+    </w:p>
+    <w:p>
+      <w:pPr>
+        <w:pStyle w:val="Prrafodelista"/>
+        <w:numPr>
+          <w:ilvl w:val="0"/>
+          <w:numId w:val="40"/>
         </w:numPr>
         <w:rPr>
           <w:lang w:eastAsia="es-CO"/>
@@ -5530,7 +5590,7 @@
       <w:pPr>
         <w:pStyle w:val="Ttulo1"/>
       </w:pPr>
-      <w:bookmarkStart w:id="6" w:name="_Toc240641917"/>
+      <w:bookmarkStart w:id="6" w:name="_Toc243900011"/>
       <w:r>
         <w:lastRenderedPageBreak/>
         <w:t>Facturación</w:t>
@@ -5547,21 +5607,7 @@
         <w:rPr>
           <w:lang w:val="es-419" w:eastAsia="es-CO"/>
         </w:rPr>
-        <w:t xml:space="preserve">La facturación en los hoteles es el procedimiento en el que se toma la carpeta cuenta huésped, se realizan los cargos de último minuto, se verifican los cargos anteriores, se expide una </w:t>
-      </w:r>
-      <w:proofErr w:type="spellStart"/>
-      <w:r>
-        <w:rPr>
-          <w:lang w:val="es-419" w:eastAsia="es-CO"/>
-        </w:rPr>
-        <w:t>precuenta</w:t>
-      </w:r>
-      <w:proofErr w:type="spellEnd"/>
-      <w:r>
-        <w:rPr>
-          <w:lang w:val="es-419" w:eastAsia="es-CO"/>
-        </w:rPr>
-        <w:t xml:space="preserve"> y luego de la revisión y aceptación por parte del cliente se recibe el pago y se expide la factura. Este proceso ha evolucionado enormemente con la utilización de sistemas PMS y la reciente implantación del sistema de facturación electrónica en nuestro país.</w:t>
+        <w:t>La facturación en los hoteles es el procedimiento en el que se toma la carpeta cuenta huésped, se realizan los cargos de último minuto, se verifican los cargos anteriores, se expide una precuenta y luego de la revisión y aceptación por parte del cliente se recibe el pago y se expide la factura. Este proceso ha evolucionado enormemente con la utilización de sistemas PMS y la reciente implantación del sistema de facturación electrónica en nuestro país.</w:t>
       </w:r>
     </w:p>
     <w:p>
@@ -5776,7 +5822,7 @@
         <w:pStyle w:val="Prrafodelista"/>
         <w:numPr>
           <w:ilvl w:val="0"/>
-          <w:numId w:val="42"/>
+          <w:numId w:val="48"/>
         </w:numPr>
         <w:rPr>
           <w:lang w:val="es-419" w:eastAsia="es-CO"/>
@@ -5786,7 +5832,7 @@
         <w:rPr>
           <w:lang w:val="es-419" w:eastAsia="es-CO"/>
         </w:rPr>
-        <w:t>Cuenta con más de un establecimiento de comercio.</w:t>
+        <w:t>Cuentan con más de un establecimiento de comercio.</w:t>
       </w:r>
     </w:p>
     <w:p>
@@ -5794,7 +5840,7 @@
         <w:pStyle w:val="Prrafodelista"/>
         <w:numPr>
           <w:ilvl w:val="0"/>
-          <w:numId w:val="42"/>
+          <w:numId w:val="48"/>
         </w:numPr>
         <w:rPr>
           <w:lang w:val="es-419" w:eastAsia="es-CO"/>
@@ -5812,7 +5858,7 @@
         <w:pStyle w:val="Prrafodelista"/>
         <w:numPr>
           <w:ilvl w:val="0"/>
-          <w:numId w:val="42"/>
+          <w:numId w:val="48"/>
         </w:numPr>
         <w:rPr>
           <w:lang w:val="es-419" w:eastAsia="es-CO"/>
@@ -5830,7 +5876,7 @@
         <w:pStyle w:val="Prrafodelista"/>
         <w:numPr>
           <w:ilvl w:val="0"/>
-          <w:numId w:val="42"/>
+          <w:numId w:val="48"/>
         </w:numPr>
         <w:rPr>
           <w:lang w:val="es-419" w:eastAsia="es-CO"/>
@@ -5854,7 +5900,19 @@
           <w:lang w:val="es-419" w:eastAsia="es-CO"/>
         </w:rPr>
         <w:lastRenderedPageBreak/>
-        <w:t>Requisitos Importantes:</w:t>
+        <w:t xml:space="preserve">Requisitos </w:t>
+      </w:r>
+      <w:r>
+        <w:rPr>
+          <w:lang w:val="es-419" w:eastAsia="es-CO"/>
+        </w:rPr>
+        <w:t>i</w:t>
+      </w:r>
+      <w:r>
+        <w:rPr>
+          <w:lang w:val="es-419" w:eastAsia="es-CO"/>
+        </w:rPr>
+        <w:t>mportantes:</w:t>
       </w:r>
     </w:p>
     <w:p>
@@ -5938,7 +5996,13 @@
         <w:rPr>
           <w:lang w:val="es-419" w:eastAsia="es-CO"/>
         </w:rPr>
-        <w:t>El Art. 617. Establece los requisitos de la factura de venta para efectos tributarios, la expedición de factura a que se refiere el artículo 615 consiste en entregar el original de esta, con el lleno de los siguientes requisitos:</w:t>
+        <w:t>El Articulo 617.</w:t>
+      </w:r>
+      <w:r>
+        <w:rPr>
+          <w:lang w:val="es-419" w:eastAsia="es-CO"/>
+        </w:rPr>
+        <w:t xml:space="preserve"> Establece los requisitos de la factura de venta para efectos tributarios, la expedición de factura a que se refiere el artículo 615 consiste en entregar el original de esta, con el lleno de los siguientes requisitos:</w:t>
       </w:r>
     </w:p>
     <w:p>
@@ -5956,7 +6020,7 @@
         <w:rPr>
           <w:lang w:val="es-419" w:eastAsia="es-CO"/>
         </w:rPr>
-        <w:t>Está denominada expresamente como factura de venta.</w:t>
+        <w:t>Estar denominada expresamente como factura de venta.</w:t>
       </w:r>
     </w:p>
     <w:p>
@@ -5974,7 +6038,19 @@
         <w:rPr>
           <w:lang w:val="es-419" w:eastAsia="es-CO"/>
         </w:rPr>
-        <w:t>Apellidos y nombre o razón y NIT del vendedor o de quien presta el servicio.</w:t>
+        <w:t>Apellidos y nombre o razón</w:t>
+      </w:r>
+      <w:r>
+        <w:rPr>
+          <w:lang w:val="es-419" w:eastAsia="es-CO"/>
+        </w:rPr>
+        <w:t xml:space="preserve"> social</w:t>
+      </w:r>
+      <w:r>
+        <w:rPr>
+          <w:lang w:val="es-419" w:eastAsia="es-CO"/>
+        </w:rPr>
+        <w:t xml:space="preserve"> y NIT del vendedor o de quien presta el servicio.</w:t>
       </w:r>
     </w:p>
     <w:p>
@@ -6291,7 +6367,25 @@
         <w:rPr>
           <w:lang w:val="es-419" w:eastAsia="es-CO"/>
         </w:rPr>
-        <w:t>Un caso clásico son las cuentas de banquetes, en estos casos cuando se hace uso de los salones de banquetes, no se usan habitaciones de alojamiento. Pero hay que registrar los consumos de alimentos y bebidas, servicios audiovisuales, etc. Es allí donde se abre una cuenta o folio maestro. Tiene las mismas propiedades y comportamiento de la cuenta huésped, excepto que tiene tarifa de alojamiento (0) cero y estadísticamente no afectan la ocupación del hotel.</w:t>
+        <w:t>Un caso clásico son las cuentas de banquetes, en estos casos cuando se hace uso de los salones de banquetes, no se usan habitaciones de alojamiento. Pero hay que registrar los consumos de alimentos y bebidas, servicios audiovisuales, etc. Es allí donde se abre una cuenta o folio maestro. Tiene las mismas propiedades y comportamiento de la cuenta huésped, excepto que tiene tarifa de alojamiento cero</w:t>
+      </w:r>
+      <w:r>
+        <w:rPr>
+          <w:lang w:val="es-419" w:eastAsia="es-CO"/>
+        </w:rPr>
+        <w:t xml:space="preserve"> </w:t>
+      </w:r>
+      <w:r>
+        <w:rPr>
+          <w:lang w:val="es-419" w:eastAsia="es-CO"/>
+        </w:rPr>
+        <w:t xml:space="preserve">(0) </w:t>
+      </w:r>
+      <w:r>
+        <w:rPr>
+          <w:lang w:val="es-419" w:eastAsia="es-CO"/>
+        </w:rPr>
+        <w:t xml:space="preserve"> y estadísticamente no afecta la ocupación del hotel.</w:t>
       </w:r>
     </w:p>
     <w:p>
@@ -6425,34 +6519,32 @@
         <w:rPr>
           <w:lang w:val="es-419" w:eastAsia="es-CO"/>
         </w:rPr>
-        <w:t>La división es un proceso que se va a encontrar en el día a día del trabajo de caja. Consiste en pasar cargos de un folio a otro dentro la misma cuenta huésped. Como mencionamos al momento del registro el sistema abre un folio para que se efectúen los cargos del cliente. Pero muchas veces por control de costos o por organización los clientes pedirán que los cargos de alojamiento se facturen aparte de los otros gastos. Esto puede suceder porque la habitación la cubre la empresa y los gastos extras el huésped o por otras razones.</w:t>
-      </w:r>
-    </w:p>
-    <w:p>
-      <w:pPr>
-        <w:rPr>
-          <w:lang w:val="es-419" w:eastAsia="es-CO"/>
-        </w:rPr>
-      </w:pPr>
-      <w:r>
-        <w:rPr>
-          <w:lang w:val="es-419" w:eastAsia="es-CO"/>
-        </w:rPr>
-        <w:t xml:space="preserve">En los sistemas informáticos PMS, esta tarea es muy sencilla, ya que solo se debe marcar el cargo y pasarlo a otra ventana (así se conocen los </w:t>
-      </w:r>
-      <w:proofErr w:type="spellStart"/>
-      <w:r>
-        <w:rPr>
-          <w:lang w:val="es-419" w:eastAsia="es-CO"/>
-        </w:rPr>
-        <w:t>subfolios</w:t>
-      </w:r>
-      <w:proofErr w:type="spellEnd"/>
-      <w:r>
-        <w:rPr>
-          <w:lang w:val="es-419" w:eastAsia="es-CO"/>
-        </w:rPr>
-        <w:t xml:space="preserve"> dentro de la misma cuenta)</w:t>
+        <w:t xml:space="preserve">La división es un proceso que se va a encontrar en el día a día del trabajo de caja. Consiste en pasar cargos de un folio a otro dentro </w:t>
+      </w:r>
+      <w:r>
+        <w:rPr>
+          <w:lang w:val="es-419" w:eastAsia="es-CO"/>
+        </w:rPr>
+        <w:t xml:space="preserve">de </w:t>
+      </w:r>
+      <w:r>
+        <w:rPr>
+          <w:lang w:val="es-419" w:eastAsia="es-CO"/>
+        </w:rPr>
+        <w:t>la misma cuenta huésped. Como mencionamos al momento del registro el sistema abre un folio para que se efectúen los cargos del cliente. Pero muchas veces por control de costos o por organización los clientes pedirán que los cargos de alojamiento se facturen aparte de los otros gastos. Esto puede suceder porque la habitación la cubre la empresa y los gastos extras el huésped o por otras razones.</w:t>
+      </w:r>
+    </w:p>
+    <w:p>
+      <w:pPr>
+        <w:rPr>
+          <w:lang w:val="es-419" w:eastAsia="es-CO"/>
+        </w:rPr>
+      </w:pPr>
+      <w:r>
+        <w:rPr>
+          <w:lang w:val="es-419" w:eastAsia="es-CO"/>
+        </w:rPr>
+        <w:t>En los sistemas informáticos PMS, esta tarea es muy sencilla, ya que solo se debe marcar el cargo y pasarlo a otra ventana (así se conocen los subfolios dentro de la misma cuenta)</w:t>
       </w:r>
       <w:r>
         <w:rPr>
@@ -6477,7 +6569,7 @@
           <w:u w:val="single"/>
         </w:rPr>
       </w:pPr>
-      <w:bookmarkStart w:id="7" w:name="_Toc240641918"/>
+      <w:bookmarkStart w:id="7" w:name="_Toc243900012"/>
       <w:r>
         <w:lastRenderedPageBreak/>
         <w:t>Síntesis</w:t>
@@ -6532,10 +6624,10 @@
         </w:rPr>
         <w:lastRenderedPageBreak/>
         <w:drawing>
-          <wp:inline distT="0" distB="0" distL="0" distR="0" wp14:anchorId="4F8A3F56" wp14:editId="1698D043">
+          <wp:inline distT="0" distB="0" distL="0" distR="0" wp14:anchorId="4F8A3F56" wp14:editId="73885DA5">
             <wp:extent cx="5788800" cy="5925600"/>
-            <wp:effectExtent l="0" t="0" r="2540" b="0"/>
-            <wp:docPr id="5" name="Gráfico 5" descr="Diagrama jerárquico titulado “Gestión financiera hotelera”. En el nivel superior se ubica el tema central, del cual se desprenden cinco componentes principales: Normatividad tributaria, Posteo hotelero, Manejo de caja, Cuenta huésped y Facturación.&#10;La rama de Normatividad tributaria incluye los impuestos que impactan la operación hotelera: IVA, impuesto al consumo e impuesto de renta. Posteo hotelero comprende los procesos de registro de cargos, incluyendo cargos manuales, cargos automáticos y movimientos generados desde los puntos de venta o ambientes del hotel. Manejo de caja agrupa elementos de control como el fondo de caja, los arqueos, los saldos elevados y las políticas operativas relacionadas con el efectivo.&#10;La sección de Cuenta huésped presenta los movimientos financieros asociados a la estadía del cliente, incluyendo débitos, créditos y tipos de cargos como abonos, anticipos, depósitos, paid out, avances en efectivo y devoluciones. Además, incorpora los documentos de soporte que respaldan las transacciones, diferenciando entre soportes de débito y soportes de crédito. Finalmente, Facturación reúne los aspectos relacionados con la obligación de facturar, los requisitos legales y la facturación electrónica.&#10;En conjunto, el diagrama muestra cómo estos componentes se articulan para garantizar el control, la trazabilidad y la correcta gestión financiera de las operaciones hoteleras.&#10;"/>
+            <wp:effectExtent l="0" t="0" r="2540" b="5715"/>
+            <wp:docPr id="5" name="Gráfico 5" descr="Diagrama jerárquico titulado “Gestión financiera hotelera”. En el nivel superior se ubica el tema central, del cual se desprenden cinco componentes principales: Normatividad tributaria, Posteo hotelero, Manejo de caja, Cuenta huésped y Facturación. La rama de Normatividad tributaria incluye los impuestos que impactan la operación hotelera: IVA, impuesto al consumo e impuesto de renta. Posteo hotelero comprende los procesos de registro de cargos, incluyendo cargos manuales, cargos automáticos y movimientos generados desde los puntos de venta o ambientes del hotel. Manejo de caja agrupa elementos de control como el fondo de caja, los arqueos, los saldos elevados y las políticas operativas relacionadas con el efectivo. La sección de Cuenta huésped presenta los movimientos financieros asociados a la estadía del cliente, incluyendo débitos, créditos y tipos de cargos como abonos, anticipos, depósitos, paid out, avances en efectivo y devoluciones. Además, incorpora los documentos de soporte que respaldan las transacciones, diferenciando entre soportes de débito y soportes de crédito. Finalmente, Facturación reúne los aspectos relacionados con la obligación de facturar, los requisitos legales y la facturación electrónica. En conjunto, el diagrama muestra cómo estos componentes se articulan para garantizar el control, la trazabilidad y la correcta gestión financiera de las operaciones hoteleras."/>
             <wp:cNvGraphicFramePr>
               <a:graphicFrameLocks xmlns:a="http://schemas.openxmlformats.org/drawingml/2006/main" noChangeAspect="1"/>
             </wp:cNvGraphicFramePr>
@@ -6543,7 +6635,7 @@
               <a:graphicData uri="http://schemas.openxmlformats.org/drawingml/2006/picture">
                 <pic:pic xmlns:pic="http://schemas.openxmlformats.org/drawingml/2006/picture">
                   <pic:nvPicPr>
-                    <pic:cNvPr id="5" name="Gráfico 5" descr="Diagrama jerárquico titulado “Gestión financiera hotelera”. En el nivel superior se ubica el tema central, del cual se desprenden cinco componentes principales: Normatividad tributaria, Posteo hotelero, Manejo de caja, Cuenta huésped y Facturación.&#10;La rama de Normatividad tributaria incluye los impuestos que impactan la operación hotelera: IVA, impuesto al consumo e impuesto de renta. Posteo hotelero comprende los procesos de registro de cargos, incluyendo cargos manuales, cargos automáticos y movimientos generados desde los puntos de venta o ambientes del hotel. Manejo de caja agrupa elementos de control como el fondo de caja, los arqueos, los saldos elevados y las políticas operativas relacionadas con el efectivo.&#10;La sección de Cuenta huésped presenta los movimientos financieros asociados a la estadía del cliente, incluyendo débitos, créditos y tipos de cargos como abonos, anticipos, depósitos, paid out, avances en efectivo y devoluciones. Además, incorpora los documentos de soporte que respaldan las transacciones, diferenciando entre soportes de débito y soportes de crédito. Finalmente, Facturación reúne los aspectos relacionados con la obligación de facturar, los requisitos legales y la facturación electrónica.&#10;En conjunto, el diagrama muestra cómo estos componentes se articulan para garantizar el control, la trazabilidad y la correcta gestión financiera de las operaciones hoteleras.&#10;"/>
+                    <pic:cNvPr id="5" name="Gráfico 5" descr="Diagrama jerárquico titulado “Gestión financiera hotelera”. En el nivel superior se ubica el tema central, del cual se desprenden cinco componentes principales: Normatividad tributaria, Posteo hotelero, Manejo de caja, Cuenta huésped y Facturación. La rama de Normatividad tributaria incluye los impuestos que impactan la operación hotelera: IVA, impuesto al consumo e impuesto de renta. Posteo hotelero comprende los procesos de registro de cargos, incluyendo cargos manuales, cargos automáticos y movimientos generados desde los puntos de venta o ambientes del hotel. Manejo de caja agrupa elementos de control como el fondo de caja, los arqueos, los saldos elevados y las políticas operativas relacionadas con el efectivo. La sección de Cuenta huésped presenta los movimientos financieros asociados a la estadía del cliente, incluyendo débitos, créditos y tipos de cargos como abonos, anticipos, depósitos, paid out, avances en efectivo y devoluciones. Además, incorpora los documentos de soporte que respaldan las transacciones, diferenciando entre soportes de débito y soportes de crédito. Finalmente, Facturación reúne los aspectos relacionados con la obligación de facturar, los requisitos legales y la facturación electrónica. En conjunto, el diagrama muestra cómo estos componentes se articulan para garantizar el control, la trazabilidad y la correcta gestión financiera de las operaciones hoteleras."/>
                     <pic:cNvPicPr/>
                   </pic:nvPicPr>
                   <pic:blipFill>
@@ -6597,7 +6689,7 @@
       <w:pPr>
         <w:pStyle w:val="Titulosgenerales"/>
       </w:pPr>
-      <w:bookmarkStart w:id="8" w:name="_Toc240641919"/>
+      <w:bookmarkStart w:id="8" w:name="_Toc243900013"/>
       <w:r>
         <w:lastRenderedPageBreak/>
         <w:t>Glosario</w:t>
@@ -6662,7 +6754,7 @@
       <w:pPr>
         <w:pStyle w:val="Titulosgenerales"/>
       </w:pPr>
-      <w:bookmarkStart w:id="9" w:name="_Toc240641920"/>
+      <w:bookmarkStart w:id="9" w:name="_Toc243900014"/>
       <w:r>
         <w:lastRenderedPageBreak/>
         <w:t>Referencias bibliográficas</w:t>
@@ -6694,9 +6786,6 @@
       <w:r>
         <w:t xml:space="preserve">Congreso de la República de Colombia. (2020). Ley 2068 de 2020. Por la cual se modifica la Ley General de Turismo y se dictan otras disposiciones. </w:t>
       </w:r>
-      <w:r>
-        <w:t xml:space="preserve">ponle esta por fa </w:t>
-      </w:r>
       <w:hyperlink r:id="rId20" w:history="1">
         <w:r>
           <w:rPr>
@@ -6756,24 +6845,17 @@
           <w:rPr>
             <w:rStyle w:val="Hipervnculo"/>
           </w:rPr>
-          <w:t>https://www.funcionpublica.gov.co/eva</w:t>
-        </w:r>
-        <w:r>
-          <w:rPr>
-            <w:rStyle w:val="Hipervnculo"/>
-          </w:rPr>
-          <w:t>/</w:t>
-        </w:r>
-        <w:r>
-          <w:rPr>
-            <w:rStyle w:val="Hipervnculo"/>
-          </w:rPr>
-          <w:t>gestornormativo/norma.php?i=83233</w:t>
+          <w:t>https://www.funcionpublica.gov.co/eva/gestornormativo/norma.php?i=83233</w:t>
         </w:r>
       </w:hyperlink>
     </w:p>
     <w:p>
       <w:r>
+        <w:t>Peña Sánchez, A. (2010). Contabilidad hotelera, de restaurantes y de gestión. Universidad Libre.</w:t>
+      </w:r>
+    </w:p>
+    <w:p>
+      <w:r>
         <w:t xml:space="preserve">Scheel, A. (1992). Control de alojamiento y contabilidad de huéspedes. </w:t>
       </w:r>
       <w:proofErr w:type="spellStart"/>
@@ -6791,7 +6873,7 @@
       <w:pPr>
         <w:pStyle w:val="Titulosgenerales"/>
       </w:pPr>
-      <w:bookmarkStart w:id="10" w:name="_Toc240641921"/>
+      <w:bookmarkStart w:id="10" w:name="_Toc243900015"/>
       <w:r>
         <w:lastRenderedPageBreak/>
         <w:t>Créditos</w:t>
@@ -6997,7 +7079,23 @@
                 <w:szCs w:val="28"/>
                 <w:lang w:val="es-CO"/>
               </w:rPr>
-              <w:t>Responsable de línea de producción</w:t>
+              <w:t>Responsable de</w:t>
+            </w:r>
+            <w:r>
+              <w:rPr>
+                <w:sz w:val="28"/>
+                <w:szCs w:val="28"/>
+                <w:lang w:val="es-CO"/>
+              </w:rPr>
+              <w:t xml:space="preserve"> la</w:t>
+            </w:r>
+            <w:r>
+              <w:rPr>
+                <w:sz w:val="28"/>
+                <w:szCs w:val="28"/>
+                <w:lang w:val="es-CO"/>
+              </w:rPr>
+              <w:t xml:space="preserve"> línea de producción</w:t>
             </w:r>
           </w:p>
         </w:tc>
@@ -7303,7 +7401,15 @@
                 <w:szCs w:val="28"/>
                 <w:lang w:val="es-CO"/>
               </w:rPr>
-              <w:t xml:space="preserve">Desarrollador </w:t>
+              <w:t>Desarrollador</w:t>
+            </w:r>
+            <w:r>
+              <w:rPr>
+                <w:sz w:val="28"/>
+                <w:szCs w:val="28"/>
+                <w:lang w:val="es-CO"/>
+              </w:rPr>
+              <w:t xml:space="preserve">  </w:t>
             </w:r>
             <w:r>
               <w:rPr>
@@ -7535,7 +7641,7 @@
                 <w:szCs w:val="28"/>
                 <w:lang w:val="es-CO"/>
               </w:rPr>
-              <w:t>Laura Daniela Burgos Rueda</w:t>
+              <w:t>Luis Gabriel Urueta Álvarez</w:t>
             </w:r>
           </w:p>
         </w:tc>
@@ -7554,27 +7660,11 @@
             </w:pPr>
             <w:r>
               <w:rPr>
+                <w:rFonts w:cs="Calibri"/>
                 <w:sz w:val="28"/>
                 <w:szCs w:val="28"/>
-                <w:lang w:val="es-CO"/>
-              </w:rPr>
-              <w:t>Evaluador</w:t>
-            </w:r>
-            <w:r>
-              <w:rPr>
-                <w:sz w:val="28"/>
-                <w:szCs w:val="28"/>
-                <w:lang w:val="es-CO"/>
-              </w:rPr>
-              <w:t>a</w:t>
-            </w:r>
-            <w:r>
-              <w:rPr>
-                <w:sz w:val="28"/>
-                <w:szCs w:val="28"/>
-                <w:lang w:val="es-CO"/>
-              </w:rPr>
-              <w:t xml:space="preserve"> de contenidos inclusivos y accesibles</w:t>
+              </w:rPr>
+              <w:t>Validador y vinculador de recursos digitales </w:t>
             </w:r>
           </w:p>
         </w:tc>
@@ -7623,81 +7713,7 @@
                 <w:lang w:val="es-CO"/>
               </w:rPr>
               <w:lastRenderedPageBreak/>
-              <w:t>Jonathan Adié Villafañe</w:t>
-            </w:r>
-          </w:p>
-        </w:tc>
-        <w:tc>
-          <w:tcPr>
-            <w:tcW w:w="3261" w:type="dxa"/>
-          </w:tcPr>
-          <w:p>
-            <w:pPr>
-              <w:pStyle w:val="TextoTablas"/>
-              <w:rPr>
-                <w:sz w:val="28"/>
-                <w:szCs w:val="28"/>
-                <w:lang w:val="es-CO"/>
-              </w:rPr>
-            </w:pPr>
-            <w:r>
-              <w:rPr>
-                <w:rFonts w:cs="Calibri"/>
-                <w:sz w:val="28"/>
-                <w:szCs w:val="28"/>
-              </w:rPr>
-              <w:t>Validador y vinculador de recursos digitales </w:t>
-            </w:r>
-          </w:p>
-        </w:tc>
-        <w:tc>
-          <w:tcPr>
-            <w:tcW w:w="3969" w:type="dxa"/>
-          </w:tcPr>
-          <w:p>
-            <w:pPr>
-              <w:pStyle w:val="TextoTablas"/>
-              <w:rPr>
-                <w:sz w:val="28"/>
-                <w:szCs w:val="28"/>
-                <w:lang w:val="es-CO"/>
-              </w:rPr>
-            </w:pPr>
-            <w:r>
-              <w:rPr>
-                <w:sz w:val="28"/>
-                <w:szCs w:val="28"/>
-                <w:lang w:val="es-CO"/>
-              </w:rPr>
-              <w:t>Centro de Comercio y Servicios - Regional Atlántico</w:t>
-            </w:r>
-          </w:p>
-        </w:tc>
-      </w:tr>
-      <w:tr>
-        <w:trPr>
-          <w:cnfStyle w:val="000000100000" w:firstRow="0" w:lastRow="0" w:firstColumn="0" w:lastColumn="0" w:oddVBand="0" w:evenVBand="0" w:oddHBand="1" w:evenHBand="0" w:firstRowFirstColumn="0" w:firstRowLastColumn="0" w:lastRowFirstColumn="0" w:lastRowLastColumn="0"/>
-        </w:trPr>
-        <w:tc>
-          <w:tcPr>
-            <w:tcW w:w="2830" w:type="dxa"/>
-          </w:tcPr>
-          <w:p>
-            <w:pPr>
-              <w:pStyle w:val="TextoTablas"/>
-              <w:rPr>
-                <w:sz w:val="28"/>
-                <w:szCs w:val="28"/>
-                <w:lang w:val="es-CO"/>
-              </w:rPr>
-            </w:pPr>
-            <w:r>
-              <w:rPr>
-                <w:sz w:val="28"/>
-                <w:szCs w:val="28"/>
-                <w:lang w:val="es-CO"/>
-              </w:rPr>
-              <w:t>Karine Isabel Ospino Fritz</w:t>
+              <w:t>Laura Daniela Burgos Rueda</w:t>
             </w:r>
           </w:p>
         </w:tc>
@@ -7803,7 +7819,7 @@
 </file>
 
 <file path=word/endnotes.xml><?xml version="1.0" encoding="utf-8"?>
-<w:endnotes xmlns:wpc="http://schemas.microsoft.com/office/word/2010/wordprocessingCanvas" xmlns:cx="http://schemas.microsoft.com/office/drawing/2014/chartex" xmlns:cx1="http://schemas.microsoft.com/office/drawing/2015/9/8/chartex" xmlns:cx2="http://schemas.microsoft.com/office/drawing/2015/10/21/chartex" xmlns:cx3="http://schemas.microsoft.com/office/drawing/2016/5/9/chartex" xmlns:cx4="http://schemas.microsoft.com/office/drawing/2016/5/10/chartex" xmlns:cx5="http://schemas.microsoft.com/office/drawing/2016/5/11/chartex" xmlns:cx6="http://schemas.microsoft.com/office/drawing/2016/5/12/chartex" xmlns:cx7="http://schemas.microsoft.com/office/drawing/2016/5/13/chartex" xmlns:cx8="http://schemas.microsoft.com/office/drawing/2016/5/14/chartex" xmlns:mc="http://schemas.openxmlformats.org/markup-compatibility/2006" xmlns:aink="http://schemas.microsoft.com/office/drawing/2016/ink" xmlns:am3d="http://schemas.microsoft.com/office/drawing/2017/model3d" xmlns:o="urn:schemas-microsoft-com:office:office" xmlns:oel="http://schemas.microsoft.com/office/2019/extlst" xmlns:r="http://schemas.openxmlformats.org/officeDocument/2006/relationships" xmlns:m="http://schemas.openxmlformats.org/officeDocument/2006/math" xmlns:v="urn:schemas-microsoft-com:vml" xmlns:wp14="http://schemas.microsoft.com/office/word/2010/wordprocessingDrawing" xmlns:wp="http://schemas.openxmlformats.org/drawingml/2006/wordprocessingDrawing" xmlns:w10="urn:schemas-microsoft-com:office:word" xmlns:w="http://schemas.openxmlformats.org/wordprocessingml/2006/main" xmlns:w14="http://schemas.microsoft.com/office/word/2010/wordml" xmlns:w15="http://schemas.microsoft.com/office/word/2012/wordml" xmlns:w16cex="http://schemas.microsoft.com/office/word/2018/wordml/cex" xmlns:w16cid="http://schemas.microsoft.com/office/word/2016/wordml/cid" xmlns:w16="http://schemas.microsoft.com/office/word/2018/wordml" xmlns:w16du="http://schemas.microsoft.com/office/word/2023/wordml/word16du" xmlns:w16sdtdh="http://schemas.microsoft.com/office/word/2020/wordml/sdtdatahash" xmlns:w16sdtfl="http://schemas.microsoft.com/office/word/2024/wordml/sdtformatlock" xmlns:w16se="http://schemas.microsoft.com/office/word/2015/wordml/symex" xmlns:wpg="http://schemas.microsoft.com/office/word/2010/wordprocessingGroup" xmlns:wpi="http://schemas.microsoft.com/office/word/2010/wordprocessingInk" xmlns:wne="http://schemas.microsoft.com/office/word/2006/wordml" xmlns:wps="http://schemas.microsoft.com/office/word/2010/wordprocessingShape" mc:Ignorable="w14 w15 w16se w16cid w16 w16cex w16sdtdh w16sdtfl w16du wp14">
+<w:endnotes xmlns:wpc="http://schemas.microsoft.com/office/word/2010/wordprocessingCanvas" xmlns:cx="http://schemas.microsoft.com/office/drawing/2014/chartex" xmlns:cx1="http://schemas.microsoft.com/office/drawing/2015/9/8/chartex" xmlns:cx2="http://schemas.microsoft.com/office/drawing/2015/10/21/chartex" xmlns:cx3="http://schemas.microsoft.com/office/drawing/2016/5/9/chartex" xmlns:cx4="http://schemas.microsoft.com/office/drawing/2016/5/10/chartex" xmlns:cx5="http://schemas.microsoft.com/office/drawing/2016/5/11/chartex" xmlns:cx6="http://schemas.microsoft.com/office/drawing/2016/5/12/chartex" xmlns:cx7="http://schemas.microsoft.com/office/drawing/2016/5/13/chartex" xmlns:cx8="http://schemas.microsoft.com/office/drawing/2016/5/14/chartex" xmlns:mc="http://schemas.openxmlformats.org/markup-compatibility/2006" xmlns:m="http://schemas.openxmlformats.org/officeDocument/2006/math" xmlns:aink="http://schemas.microsoft.com/office/drawing/2016/ink" xmlns:am3d="http://schemas.microsoft.com/office/drawing/2017/model3d" xmlns:oel="http://schemas.microsoft.com/office/2019/extlst" xmlns:r="http://schemas.openxmlformats.org/officeDocument/2006/relationships" xmlns:wp14="http://schemas.microsoft.com/office/word/2010/wordprocessingDrawing" xmlns:wp="http://schemas.openxmlformats.org/drawingml/2006/wordprocessingDrawing" xmlns:wpg="http://schemas.microsoft.com/office/word/2010/wordprocessingGroup" xmlns:wpi="http://schemas.microsoft.com/office/word/2010/wordprocessingInk" xmlns:wps="http://schemas.microsoft.com/office/word/2010/wordprocessingShape" xmlns:o="urn:schemas-microsoft-com:office:office" xmlns:v="urn:schemas-microsoft-com:vml" xmlns:w10="urn:schemas-microsoft-com:office:word" xmlns:w="http://schemas.openxmlformats.org/wordprocessingml/2006/main" xmlns:w14="http://schemas.microsoft.com/office/word/2010/wordml" xmlns:w15="http://schemas.microsoft.com/office/word/2012/wordml" xmlns:w16cex="http://schemas.microsoft.com/office/word/2018/wordml/cex" xmlns:w16cid="http://schemas.microsoft.com/office/word/2016/wordml/cid" xmlns:w16="http://schemas.microsoft.com/office/word/2018/wordml" xmlns:w16sdtdh="http://schemas.microsoft.com/office/word/2020/wordml/sdtdatahash" xmlns:w16sdtfl="http://schemas.microsoft.com/office/word/2024/wordml/sdtformatlock" xmlns:w16se="http://schemas.microsoft.com/office/word/2015/wordml/symex" xmlns:w16du="http://schemas.microsoft.com/office/word/2023/wordml/word16du" xmlns:wne="http://schemas.microsoft.com/office/word/2006/wordml" mc:Ignorable="w14 w15 w16se w16cid w16 w16cex w16sdtdh w16sdtfl w16du wp14">
   <w:endnote w:type="separator" w:id="-1">
     <w:p>
       <w:pPr>
@@ -7830,7 +7846,7 @@
 </file>
 
 <file path=word/footer1.xml><?xml version="1.0" encoding="utf-8"?>
-<w:ftr xmlns:wpc="http://schemas.microsoft.com/office/word/2010/wordprocessingCanvas" xmlns:cx="http://schemas.microsoft.com/office/drawing/2014/chartex" xmlns:cx1="http://schemas.microsoft.com/office/drawing/2015/9/8/chartex" xmlns:cx2="http://schemas.microsoft.com/office/drawing/2015/10/21/chartex" xmlns:cx3="http://schemas.microsoft.com/office/drawing/2016/5/9/chartex" xmlns:cx4="http://schemas.microsoft.com/office/drawing/2016/5/10/chartex" xmlns:cx5="http://schemas.microsoft.com/office/drawing/2016/5/11/chartex" xmlns:cx6="http://schemas.microsoft.com/office/drawing/2016/5/12/chartex" xmlns:cx7="http://schemas.microsoft.com/office/drawing/2016/5/13/chartex" xmlns:cx8="http://schemas.microsoft.com/office/drawing/2016/5/14/chartex" xmlns:mc="http://schemas.openxmlformats.org/markup-compatibility/2006" xmlns:aink="http://schemas.microsoft.com/office/drawing/2016/ink" xmlns:am3d="http://schemas.microsoft.com/office/drawing/2017/model3d" xmlns:o="urn:schemas-microsoft-com:office:office" xmlns:oel="http://schemas.microsoft.com/office/2019/extlst" xmlns:r="http://schemas.openxmlformats.org/officeDocument/2006/relationships" xmlns:m="http://schemas.openxmlformats.org/officeDocument/2006/math" xmlns:v="urn:schemas-microsoft-com:vml" xmlns:wp14="http://schemas.microsoft.com/office/word/2010/wordprocessingDrawing" xmlns:wp="http://schemas.openxmlformats.org/drawingml/2006/wordprocessingDrawing" xmlns:w10="urn:schemas-microsoft-com:office:word" xmlns:w="http://schemas.openxmlformats.org/wordprocessingml/2006/main" xmlns:w14="http://schemas.microsoft.com/office/word/2010/wordml" xmlns:w15="http://schemas.microsoft.com/office/word/2012/wordml" xmlns:w16cex="http://schemas.microsoft.com/office/word/2018/wordml/cex" xmlns:w16cid="http://schemas.microsoft.com/office/word/2016/wordml/cid" xmlns:w16="http://schemas.microsoft.com/office/word/2018/wordml" xmlns:w16du="http://schemas.microsoft.com/office/word/2023/wordml/word16du" xmlns:w16sdtdh="http://schemas.microsoft.com/office/word/2020/wordml/sdtdatahash" xmlns:w16sdtfl="http://schemas.microsoft.com/office/word/2024/wordml/sdtformatlock" xmlns:w16se="http://schemas.microsoft.com/office/word/2015/wordml/symex" xmlns:wpg="http://schemas.microsoft.com/office/word/2010/wordprocessingGroup" xmlns:wpi="http://schemas.microsoft.com/office/word/2010/wordprocessingInk" xmlns:wne="http://schemas.microsoft.com/office/word/2006/wordml" xmlns:wps="http://schemas.microsoft.com/office/word/2010/wordprocessingShape" mc:Ignorable="w14 w15 w16se w16cid w16 w16cex w16sdtdh w16sdtfl w16du wp14">
+<w:ftr xmlns:wpc="http://schemas.microsoft.com/office/word/2010/wordprocessingCanvas" xmlns:cx="http://schemas.microsoft.com/office/drawing/2014/chartex" xmlns:cx1="http://schemas.microsoft.com/office/drawing/2015/9/8/chartex" xmlns:cx2="http://schemas.microsoft.com/office/drawing/2015/10/21/chartex" xmlns:cx3="http://schemas.microsoft.com/office/drawing/2016/5/9/chartex" xmlns:cx4="http://schemas.microsoft.com/office/drawing/2016/5/10/chartex" xmlns:cx5="http://schemas.microsoft.com/office/drawing/2016/5/11/chartex" xmlns:cx6="http://schemas.microsoft.com/office/drawing/2016/5/12/chartex" xmlns:cx7="http://schemas.microsoft.com/office/drawing/2016/5/13/chartex" xmlns:cx8="http://schemas.microsoft.com/office/drawing/2016/5/14/chartex" xmlns:mc="http://schemas.openxmlformats.org/markup-compatibility/2006" xmlns:m="http://schemas.openxmlformats.org/officeDocument/2006/math" xmlns:aink="http://schemas.microsoft.com/office/drawing/2016/ink" xmlns:am3d="http://schemas.microsoft.com/office/drawing/2017/model3d" xmlns:oel="http://schemas.microsoft.com/office/2019/extlst" xmlns:r="http://schemas.openxmlformats.org/officeDocument/2006/relationships" xmlns:wp14="http://schemas.microsoft.com/office/word/2010/wordprocessingDrawing" xmlns:wp="http://schemas.openxmlformats.org/drawingml/2006/wordprocessingDrawing" xmlns:wpg="http://schemas.microsoft.com/office/word/2010/wordprocessingGroup" xmlns:wpi="http://schemas.microsoft.com/office/word/2010/wordprocessingInk" xmlns:wps="http://schemas.microsoft.com/office/word/2010/wordprocessingShape" xmlns:o="urn:schemas-microsoft-com:office:office" xmlns:v="urn:schemas-microsoft-com:vml" xmlns:w10="urn:schemas-microsoft-com:office:word" xmlns:w="http://schemas.openxmlformats.org/wordprocessingml/2006/main" xmlns:w14="http://schemas.microsoft.com/office/word/2010/wordml" xmlns:w15="http://schemas.microsoft.com/office/word/2012/wordml" xmlns:w16cex="http://schemas.microsoft.com/office/word/2018/wordml/cex" xmlns:w16cid="http://schemas.microsoft.com/office/word/2016/wordml/cid" xmlns:w16="http://schemas.microsoft.com/office/word/2018/wordml" xmlns:w16sdtdh="http://schemas.microsoft.com/office/word/2020/wordml/sdtdatahash" xmlns:w16sdtfl="http://schemas.microsoft.com/office/word/2024/wordml/sdtformatlock" xmlns:w16se="http://schemas.microsoft.com/office/word/2015/wordml/symex" xmlns:w16du="http://schemas.microsoft.com/office/word/2023/wordml/word16du" xmlns:wne="http://schemas.microsoft.com/office/word/2006/wordml" mc:Ignorable="w14 w15 w16se w16cid w16 w16cex w16sdtdh w16sdtfl w16du wp14">
   <w:sdt>
     <w:sdtPr>
       <w:id w:val="-1465197936"/>
@@ -7858,7 +7874,13 @@
           <w:rPr>
             <w:noProof/>
           </w:rPr>
-          <w:t>15</w:t>
+          <w:t>1</w:t>
+        </w:r>
+        <w:r>
+          <w:rPr>
+            <w:noProof/>
+          </w:rPr>
+          <w:t>5</w:t>
         </w:r>
         <w:r>
           <w:fldChar w:fldCharType="end"/>
@@ -7876,7 +7898,7 @@
 </file>
 
 <file path=word/footnotes.xml><?xml version="1.0" encoding="utf-8"?>
-<w:footnotes xmlns:wpc="http://schemas.microsoft.com/office/word/2010/wordprocessingCanvas" xmlns:cx="http://schemas.microsoft.com/office/drawing/2014/chartex" xmlns:cx1="http://schemas.microsoft.com/office/drawing/2015/9/8/chartex" xmlns:cx2="http://schemas.microsoft.com/office/drawing/2015/10/21/chartex" xmlns:cx3="http://schemas.microsoft.com/office/drawing/2016/5/9/chartex" xmlns:cx4="http://schemas.microsoft.com/office/drawing/2016/5/10/chartex" xmlns:cx5="http://schemas.microsoft.com/office/drawing/2016/5/11/chartex" xmlns:cx6="http://schemas.microsoft.com/office/drawing/2016/5/12/chartex" xmlns:cx7="http://schemas.microsoft.com/office/drawing/2016/5/13/chartex" xmlns:cx8="http://schemas.microsoft.com/office/drawing/2016/5/14/chartex" xmlns:mc="http://schemas.openxmlformats.org/markup-compatibility/2006" xmlns:aink="http://schemas.microsoft.com/office/drawing/2016/ink" xmlns:am3d="http://schemas.microsoft.com/office/drawing/2017/model3d" xmlns:o="urn:schemas-microsoft-com:office:office" xmlns:oel="http://schemas.microsoft.com/office/2019/extlst" xmlns:r="http://schemas.openxmlformats.org/officeDocument/2006/relationships" xmlns:m="http://schemas.openxmlformats.org/officeDocument/2006/math" xmlns:v="urn:schemas-microsoft-com:vml" xmlns:wp14="http://schemas.microsoft.com/office/word/2010/wordprocessingDrawing" xmlns:wp="http://schemas.openxmlformats.org/drawingml/2006/wordprocessingDrawing" xmlns:w10="urn:schemas-microsoft-com:office:word" xmlns:w="http://schemas.openxmlformats.org/wordprocessingml/2006/main" xmlns:w14="http://schemas.microsoft.com/office/word/2010/wordml" xmlns:w15="http://schemas.microsoft.com/office/word/2012/wordml" xmlns:w16cex="http://schemas.microsoft.com/office/word/2018/wordml/cex" xmlns:w16cid="http://schemas.microsoft.com/office/word/2016/wordml/cid" xmlns:w16="http://schemas.microsoft.com/office/word/2018/wordml" xmlns:w16du="http://schemas.microsoft.com/office/word/2023/wordml/word16du" xmlns:w16sdtdh="http://schemas.microsoft.com/office/word/2020/wordml/sdtdatahash" xmlns:w16sdtfl="http://schemas.microsoft.com/office/word/2024/wordml/sdtformatlock" xmlns:w16se="http://schemas.microsoft.com/office/word/2015/wordml/symex" xmlns:wpg="http://schemas.microsoft.com/office/word/2010/wordprocessingGroup" xmlns:wpi="http://schemas.microsoft.com/office/word/2010/wordprocessingInk" xmlns:wne="http://schemas.microsoft.com/office/word/2006/wordml" xmlns:wps="http://schemas.microsoft.com/office/word/2010/wordprocessingShape" mc:Ignorable="w14 w15 w16se w16cid w16 w16cex w16sdtdh w16sdtfl w16du wp14">
+<w:footnotes xmlns:wpc="http://schemas.microsoft.com/office/word/2010/wordprocessingCanvas" xmlns:cx="http://schemas.microsoft.com/office/drawing/2014/chartex" xmlns:cx1="http://schemas.microsoft.com/office/drawing/2015/9/8/chartex" xmlns:cx2="http://schemas.microsoft.com/office/drawing/2015/10/21/chartex" xmlns:cx3="http://schemas.microsoft.com/office/drawing/2016/5/9/chartex" xmlns:cx4="http://schemas.microsoft.com/office/drawing/2016/5/10/chartex" xmlns:cx5="http://schemas.microsoft.com/office/drawing/2016/5/11/chartex" xmlns:cx6="http://schemas.microsoft.com/office/drawing/2016/5/12/chartex" xmlns:cx7="http://schemas.microsoft.com/office/drawing/2016/5/13/chartex" xmlns:cx8="http://schemas.microsoft.com/office/drawing/2016/5/14/chartex" xmlns:mc="http://schemas.openxmlformats.org/markup-compatibility/2006" xmlns:m="http://schemas.openxmlformats.org/officeDocument/2006/math" xmlns:aink="http://schemas.microsoft.com/office/drawing/2016/ink" xmlns:am3d="http://schemas.microsoft.com/office/drawing/2017/model3d" xmlns:oel="http://schemas.microsoft.com/office/2019/extlst" xmlns:r="http://schemas.openxmlformats.org/officeDocument/2006/relationships" xmlns:wp14="http://schemas.microsoft.com/office/word/2010/wordprocessingDrawing" xmlns:wp="http://schemas.openxmlformats.org/drawingml/2006/wordprocessingDrawing" xmlns:wpg="http://schemas.microsoft.com/office/word/2010/wordprocessingGroup" xmlns:wpi="http://schemas.microsoft.com/office/word/2010/wordprocessingInk" xmlns:wps="http://schemas.microsoft.com/office/word/2010/wordprocessingShape" xmlns:o="urn:schemas-microsoft-com:office:office" xmlns:v="urn:schemas-microsoft-com:vml" xmlns:w10="urn:schemas-microsoft-com:office:word" xmlns:w="http://schemas.openxmlformats.org/wordprocessingml/2006/main" xmlns:w14="http://schemas.microsoft.com/office/word/2010/wordml" xmlns:w15="http://schemas.microsoft.com/office/word/2012/wordml" xmlns:w16cex="http://schemas.microsoft.com/office/word/2018/wordml/cex" xmlns:w16cid="http://schemas.microsoft.com/office/word/2016/wordml/cid" xmlns:w16="http://schemas.microsoft.com/office/word/2018/wordml" xmlns:w16sdtdh="http://schemas.microsoft.com/office/word/2020/wordml/sdtdatahash" xmlns:w16sdtfl="http://schemas.microsoft.com/office/word/2024/wordml/sdtformatlock" xmlns:w16se="http://schemas.microsoft.com/office/word/2015/wordml/symex" xmlns:w16du="http://schemas.microsoft.com/office/word/2023/wordml/word16du" xmlns:wne="http://schemas.microsoft.com/office/word/2006/wordml" mc:Ignorable="w14 w15 w16se w16cid w16 w16cex w16sdtdh w16sdtfl w16du wp14">
   <w:footnote w:type="separator" w:id="-1">
     <w:p>
       <w:pPr>
@@ -7903,7 +7925,7 @@
 </file>
 
 <file path=word/header1.xml><?xml version="1.0" encoding="utf-8"?>
-<w:hdr xmlns:wpc="http://schemas.microsoft.com/office/word/2010/wordprocessingCanvas" xmlns:cx="http://schemas.microsoft.com/office/drawing/2014/chartex" xmlns:cx1="http://schemas.microsoft.com/office/drawing/2015/9/8/chartex" xmlns:cx2="http://schemas.microsoft.com/office/drawing/2015/10/21/chartex" xmlns:cx3="http://schemas.microsoft.com/office/drawing/2016/5/9/chartex" xmlns:cx4="http://schemas.microsoft.com/office/drawing/2016/5/10/chartex" xmlns:cx5="http://schemas.microsoft.com/office/drawing/2016/5/11/chartex" xmlns:cx6="http://schemas.microsoft.com/office/drawing/2016/5/12/chartex" xmlns:cx7="http://schemas.microsoft.com/office/drawing/2016/5/13/chartex" xmlns:cx8="http://schemas.microsoft.com/office/drawing/2016/5/14/chartex" xmlns:mc="http://schemas.openxmlformats.org/markup-compatibility/2006" xmlns:aink="http://schemas.microsoft.com/office/drawing/2016/ink" xmlns:am3d="http://schemas.microsoft.com/office/drawing/2017/model3d" xmlns:o="urn:schemas-microsoft-com:office:office" xmlns:oel="http://schemas.microsoft.com/office/2019/extlst" xmlns:r="http://schemas.openxmlformats.org/officeDocument/2006/relationships" xmlns:m="http://schemas.openxmlformats.org/officeDocument/2006/math" xmlns:v="urn:schemas-microsoft-com:vml" xmlns:wp14="http://schemas.microsoft.com/office/word/2010/wordprocessingDrawing" xmlns:wp="http://schemas.openxmlformats.org/drawingml/2006/wordprocessingDrawing" xmlns:w10="urn:schemas-microsoft-com:office:word" xmlns:w="http://schemas.openxmlformats.org/wordprocessingml/2006/main" xmlns:w14="http://schemas.microsoft.com/office/word/2010/wordml" xmlns:w15="http://schemas.microsoft.com/office/word/2012/wordml" xmlns:w16cex="http://schemas.microsoft.com/office/word/2018/wordml/cex" xmlns:w16cid="http://schemas.microsoft.com/office/word/2016/wordml/cid" xmlns:w16="http://schemas.microsoft.com/office/word/2018/wordml" xmlns:w16du="http://schemas.microsoft.com/office/word/2023/wordml/word16du" xmlns:w16sdtdh="http://schemas.microsoft.com/office/word/2020/wordml/sdtdatahash" xmlns:w16sdtfl="http://schemas.microsoft.com/office/word/2024/wordml/sdtformatlock" xmlns:w16se="http://schemas.microsoft.com/office/word/2015/wordml/symex" xmlns:wpg="http://schemas.microsoft.com/office/word/2010/wordprocessingGroup" xmlns:wpi="http://schemas.microsoft.com/office/word/2010/wordprocessingInk" xmlns:wne="http://schemas.microsoft.com/office/word/2006/wordml" xmlns:wps="http://schemas.microsoft.com/office/word/2010/wordprocessingShape" mc:Ignorable="w14 w15 w16se w16cid w16 w16cex w16sdtdh w16sdtfl w16du wp14">
+<w:hdr xmlns:wpc="http://schemas.microsoft.com/office/word/2010/wordprocessingCanvas" xmlns:cx="http://schemas.microsoft.com/office/drawing/2014/chartex" xmlns:cx1="http://schemas.microsoft.com/office/drawing/2015/9/8/chartex" xmlns:cx2="http://schemas.microsoft.com/office/drawing/2015/10/21/chartex" xmlns:cx3="http://schemas.microsoft.com/office/drawing/2016/5/9/chartex" xmlns:cx4="http://schemas.microsoft.com/office/drawing/2016/5/10/chartex" xmlns:cx5="http://schemas.microsoft.com/office/drawing/2016/5/11/chartex" xmlns:cx6="http://schemas.microsoft.com/office/drawing/2016/5/12/chartex" xmlns:cx7="http://schemas.microsoft.com/office/drawing/2016/5/13/chartex" xmlns:cx8="http://schemas.microsoft.com/office/drawing/2016/5/14/chartex" xmlns:mc="http://schemas.openxmlformats.org/markup-compatibility/2006" xmlns:m="http://schemas.openxmlformats.org/officeDocument/2006/math" xmlns:aink="http://schemas.microsoft.com/office/drawing/2016/ink" xmlns:am3d="http://schemas.microsoft.com/office/drawing/2017/model3d" xmlns:oel="http://schemas.microsoft.com/office/2019/extlst" xmlns:r="http://schemas.openxmlformats.org/officeDocument/2006/relationships" xmlns:wp14="http://schemas.microsoft.com/office/word/2010/wordprocessingDrawing" xmlns:wp="http://schemas.openxmlformats.org/drawingml/2006/wordprocessingDrawing" xmlns:wpg="http://schemas.microsoft.com/office/word/2010/wordprocessingGroup" xmlns:wpi="http://schemas.microsoft.com/office/word/2010/wordprocessingInk" xmlns:wps="http://schemas.microsoft.com/office/word/2010/wordprocessingShape" xmlns:o="urn:schemas-microsoft-com:office:office" xmlns:v="urn:schemas-microsoft-com:vml" xmlns:w10="urn:schemas-microsoft-com:office:word" xmlns:w="http://schemas.openxmlformats.org/wordprocessingml/2006/main" xmlns:w14="http://schemas.microsoft.com/office/word/2010/wordml" xmlns:w15="http://schemas.microsoft.com/office/word/2012/wordml" xmlns:w16cex="http://schemas.microsoft.com/office/word/2018/wordml/cex" xmlns:w16cid="http://schemas.microsoft.com/office/word/2016/wordml/cid" xmlns:w16="http://schemas.microsoft.com/office/word/2018/wordml" xmlns:w16sdtdh="http://schemas.microsoft.com/office/word/2020/wordml/sdtdatahash" xmlns:w16sdtfl="http://schemas.microsoft.com/office/word/2024/wordml/sdtformatlock" xmlns:w16se="http://schemas.microsoft.com/office/word/2015/wordml/symex" xmlns:w16du="http://schemas.microsoft.com/office/word/2023/wordml/word16du" xmlns:wne="http://schemas.microsoft.com/office/word/2006/wordml" mc:Ignorable="w14 w15 w16se w16cid w16 w16cex w16sdtdh w16sdtfl w16du wp14">
   <w:p>
     <w:pPr>
       <w:pStyle w:val="Encabezado"/>
@@ -7990,7 +8012,7 @@
 </file>
 
 <file path=word/numbering.xml><?xml version="1.0" encoding="utf-8"?>
-<w:numbering xmlns:wpc="http://schemas.microsoft.com/office/word/2010/wordprocessingCanvas" xmlns:cx="http://schemas.microsoft.com/office/drawing/2014/chartex" xmlns:cx1="http://schemas.microsoft.com/office/drawing/2015/9/8/chartex" xmlns:cx2="http://schemas.microsoft.com/office/drawing/2015/10/21/chartex" xmlns:cx3="http://schemas.microsoft.com/office/drawing/2016/5/9/chartex" xmlns:cx4="http://schemas.microsoft.com/office/drawing/2016/5/10/chartex" xmlns:cx5="http://schemas.microsoft.com/office/drawing/2016/5/11/chartex" xmlns:cx6="http://schemas.microsoft.com/office/drawing/2016/5/12/chartex" xmlns:cx7="http://schemas.microsoft.com/office/drawing/2016/5/13/chartex" xmlns:cx8="http://schemas.microsoft.com/office/drawing/2016/5/14/chartex" xmlns:mc="http://schemas.openxmlformats.org/markup-compatibility/2006" xmlns:aink="http://schemas.microsoft.com/office/drawing/2016/ink" xmlns:am3d="http://schemas.microsoft.com/office/drawing/2017/model3d" xmlns:o="urn:schemas-microsoft-com:office:office" xmlns:oel="http://schemas.microsoft.com/office/2019/extlst" xmlns:r="http://schemas.openxmlformats.org/officeDocument/2006/relationships" xmlns:m="http://schemas.openxmlformats.org/officeDocument/2006/math" xmlns:v="urn:schemas-microsoft-com:vml" xmlns:wp14="http://schemas.microsoft.com/office/word/2010/wordprocessingDrawing" xmlns:wp="http://schemas.openxmlformats.org/drawingml/2006/wordprocessingDrawing" xmlns:w10="urn:schemas-microsoft-com:office:word" xmlns:w="http://schemas.openxmlformats.org/wordprocessingml/2006/main" xmlns:w14="http://schemas.microsoft.com/office/word/2010/wordml" xmlns:w15="http://schemas.microsoft.com/office/word/2012/wordml" xmlns:w16cex="http://schemas.microsoft.com/office/word/2018/wordml/cex" xmlns:w16cid="http://schemas.microsoft.com/office/word/2016/wordml/cid" xmlns:w16="http://schemas.microsoft.com/office/word/2018/wordml" xmlns:w16du="http://schemas.microsoft.com/office/word/2023/wordml/word16du" xmlns:w16sdtdh="http://schemas.microsoft.com/office/word/2020/wordml/sdtdatahash" xmlns:w16sdtfl="http://schemas.microsoft.com/office/word/2024/wordml/sdtformatlock" xmlns:w16se="http://schemas.microsoft.com/office/word/2015/wordml/symex" xmlns:wpg="http://schemas.microsoft.com/office/word/2010/wordprocessingGroup" xmlns:wpi="http://schemas.microsoft.com/office/word/2010/wordprocessingInk" xmlns:wne="http://schemas.microsoft.com/office/word/2006/wordml" xmlns:wps="http://schemas.microsoft.com/office/word/2010/wordprocessingShape" mc:Ignorable="w14 w15 w16se w16cid w16 w16cex w16sdtdh w16sdtfl w16du wp14">
+<w:numbering xmlns:wpc="http://schemas.microsoft.com/office/word/2010/wordprocessingCanvas" xmlns:cx="http://schemas.microsoft.com/office/drawing/2014/chartex" xmlns:cx1="http://schemas.microsoft.com/office/drawing/2015/9/8/chartex" xmlns:cx2="http://schemas.microsoft.com/office/drawing/2015/10/21/chartex" xmlns:cx3="http://schemas.microsoft.com/office/drawing/2016/5/9/chartex" xmlns:cx4="http://schemas.microsoft.com/office/drawing/2016/5/10/chartex" xmlns:cx5="http://schemas.microsoft.com/office/drawing/2016/5/11/chartex" xmlns:cx6="http://schemas.microsoft.com/office/drawing/2016/5/12/chartex" xmlns:cx7="http://schemas.microsoft.com/office/drawing/2016/5/13/chartex" xmlns:cx8="http://schemas.microsoft.com/office/drawing/2016/5/14/chartex" xmlns:mc="http://schemas.openxmlformats.org/markup-compatibility/2006" xmlns:m="http://schemas.openxmlformats.org/officeDocument/2006/math" xmlns:aink="http://schemas.microsoft.com/office/drawing/2016/ink" xmlns:am3d="http://schemas.microsoft.com/office/drawing/2017/model3d" xmlns:oel="http://schemas.microsoft.com/office/2019/extlst" xmlns:r="http://schemas.openxmlformats.org/officeDocument/2006/relationships" xmlns:wp14="http://schemas.microsoft.com/office/word/2010/wordprocessingDrawing" xmlns:wp="http://schemas.openxmlformats.org/drawingml/2006/wordprocessingDrawing" xmlns:wpg="http://schemas.microsoft.com/office/word/2010/wordprocessingGroup" xmlns:wpi="http://schemas.microsoft.com/office/word/2010/wordprocessingInk" xmlns:wps="http://schemas.microsoft.com/office/word/2010/wordprocessingShape" xmlns:o="urn:schemas-microsoft-com:office:office" xmlns:v="urn:schemas-microsoft-com:vml" xmlns:w10="urn:schemas-microsoft-com:office:word" xmlns:w="http://schemas.openxmlformats.org/wordprocessingml/2006/main" xmlns:w14="http://schemas.microsoft.com/office/word/2010/wordml" xmlns:w15="http://schemas.microsoft.com/office/word/2012/wordml" xmlns:w16cex="http://schemas.microsoft.com/office/word/2018/wordml/cex" xmlns:w16cid="http://schemas.microsoft.com/office/word/2016/wordml/cid" xmlns:w16="http://schemas.microsoft.com/office/word/2018/wordml" xmlns:w16sdtdh="http://schemas.microsoft.com/office/word/2020/wordml/sdtdatahash" xmlns:w16sdtfl="http://schemas.microsoft.com/office/word/2024/wordml/sdtformatlock" xmlns:w16se="http://schemas.microsoft.com/office/word/2015/wordml/symex" xmlns:w16du="http://schemas.microsoft.com/office/word/2023/wordml/word16du" xmlns:wne="http://schemas.microsoft.com/office/word/2006/wordml" mc:Ignorable="w14 w15 w16se w16cid w16 w16cex w16sdtdh w16sdtfl w16du wp14">
   <w:abstractNum w:abstractNumId="0" w15:restartNumberingAfterBreak="0">
     <w:nsid w:val="FFFFFF89"/>
     <w:multiLevelType w:val="singleLevel"/>
@@ -10956,7 +10978,7 @@
   <w:abstractNum w:abstractNumId="28" w15:restartNumberingAfterBreak="0">
     <w:nsid w:val="3EA329B4"/>
     <w:multiLevelType w:val="hybridMultilevel"/>
-    <w:tmpl w:val="4A8C394C"/>
+    <w:tmpl w:val="F3DE20A4"/>
     <w:lvl w:ilvl="0" w:tplc="240A0001">
       <w:start w:val="1"/>
       <w:numFmt w:val="bullet"/>
@@ -11632,6 +11654,119 @@
     </w:lvl>
   </w:abstractNum>
   <w:abstractNum w:abstractNumId="34" w15:restartNumberingAfterBreak="0">
+    <w:nsid w:val="442156A7"/>
+    <w:multiLevelType w:val="hybridMultilevel"/>
+    <w:tmpl w:val="16A29EF2"/>
+    <w:lvl w:ilvl="0" w:tplc="240A0001">
+      <w:start w:val="1"/>
+      <w:numFmt w:val="bullet"/>
+      <w:lvlText w:val=""/>
+      <w:lvlJc w:val="left"/>
+      <w:pPr>
+        <w:ind w:left="1429" w:hanging="360"/>
+      </w:pPr>
+      <w:rPr>
+        <w:rFonts w:ascii="Symbol" w:hAnsi="Symbol" w:hint="default"/>
+      </w:rPr>
+    </w:lvl>
+    <w:lvl w:ilvl="1" w:tplc="080A0003">
+      <w:start w:val="1"/>
+      <w:numFmt w:val="bullet"/>
+      <w:lvlText w:val="o"/>
+      <w:lvlJc w:val="left"/>
+      <w:pPr>
+        <w:ind w:left="1080" w:hanging="360"/>
+      </w:pPr>
+      <w:rPr>
+        <w:rFonts w:ascii="Courier New" w:hAnsi="Courier New" w:cs="Courier New" w:hint="default"/>
+      </w:rPr>
+    </w:lvl>
+    <w:lvl w:ilvl="2" w:tplc="080A0005" w:tentative="1">
+      <w:start w:val="1"/>
+      <w:numFmt w:val="bullet"/>
+      <w:lvlText w:val=""/>
+      <w:lvlJc w:val="left"/>
+      <w:pPr>
+        <w:ind w:left="1800" w:hanging="360"/>
+      </w:pPr>
+      <w:rPr>
+        <w:rFonts w:ascii="Wingdings" w:hAnsi="Wingdings" w:hint="default"/>
+      </w:rPr>
+    </w:lvl>
+    <w:lvl w:ilvl="3" w:tplc="080A0001" w:tentative="1">
+      <w:start w:val="1"/>
+      <w:numFmt w:val="bullet"/>
+      <w:lvlText w:val=""/>
+      <w:lvlJc w:val="left"/>
+      <w:pPr>
+        <w:ind w:left="2520" w:hanging="360"/>
+      </w:pPr>
+      <w:rPr>
+        <w:rFonts w:ascii="Symbol" w:hAnsi="Symbol" w:hint="default"/>
+      </w:rPr>
+    </w:lvl>
+    <w:lvl w:ilvl="4" w:tplc="080A0003" w:tentative="1">
+      <w:start w:val="1"/>
+      <w:numFmt w:val="bullet"/>
+      <w:lvlText w:val="o"/>
+      <w:lvlJc w:val="left"/>
+      <w:pPr>
+        <w:ind w:left="3240" w:hanging="360"/>
+      </w:pPr>
+      <w:rPr>
+        <w:rFonts w:ascii="Courier New" w:hAnsi="Courier New" w:cs="Courier New" w:hint="default"/>
+      </w:rPr>
+    </w:lvl>
+    <w:lvl w:ilvl="5" w:tplc="080A0005" w:tentative="1">
+      <w:start w:val="1"/>
+      <w:numFmt w:val="bullet"/>
+      <w:lvlText w:val=""/>
+      <w:lvlJc w:val="left"/>
+      <w:pPr>
+        <w:ind w:left="3960" w:hanging="360"/>
+      </w:pPr>
+      <w:rPr>
+        <w:rFonts w:ascii="Wingdings" w:hAnsi="Wingdings" w:hint="default"/>
+      </w:rPr>
+    </w:lvl>
+    <w:lvl w:ilvl="6" w:tplc="080A0001" w:tentative="1">
+      <w:start w:val="1"/>
+      <w:numFmt w:val="bullet"/>
+      <w:lvlText w:val=""/>
+      <w:lvlJc w:val="left"/>
+      <w:pPr>
+        <w:ind w:left="4680" w:hanging="360"/>
+      </w:pPr>
+      <w:rPr>
+        <w:rFonts w:ascii="Symbol" w:hAnsi="Symbol" w:hint="default"/>
+      </w:rPr>
+    </w:lvl>
+    <w:lvl w:ilvl="7" w:tplc="080A0003" w:tentative="1">
+      <w:start w:val="1"/>
+      <w:numFmt w:val="bullet"/>
+      <w:lvlText w:val="o"/>
+      <w:lvlJc w:val="left"/>
+      <w:pPr>
+        <w:ind w:left="5400" w:hanging="360"/>
+      </w:pPr>
+      <w:rPr>
+        <w:rFonts w:ascii="Courier New" w:hAnsi="Courier New" w:cs="Courier New" w:hint="default"/>
+      </w:rPr>
+    </w:lvl>
+    <w:lvl w:ilvl="8" w:tplc="080A0005" w:tentative="1">
+      <w:start w:val="1"/>
+      <w:numFmt w:val="bullet"/>
+      <w:lvlText w:val=""/>
+      <w:lvlJc w:val="left"/>
+      <w:pPr>
+        <w:ind w:left="6120" w:hanging="360"/>
+      </w:pPr>
+      <w:rPr>
+        <w:rFonts w:ascii="Wingdings" w:hAnsi="Wingdings" w:hint="default"/>
+      </w:rPr>
+    </w:lvl>
+  </w:abstractNum>
+  <w:abstractNum w:abstractNumId="35" w15:restartNumberingAfterBreak="0">
     <w:nsid w:val="4D4C287F"/>
     <w:multiLevelType w:val="hybridMultilevel"/>
     <w:tmpl w:val="79ECBC36"/>
@@ -11744,7 +11879,7 @@
       </w:rPr>
     </w:lvl>
   </w:abstractNum>
-  <w:abstractNum w:abstractNumId="35" w15:restartNumberingAfterBreak="0">
+  <w:abstractNum w:abstractNumId="36" w15:restartNumberingAfterBreak="0">
     <w:nsid w:val="4EBE1EF6"/>
     <w:multiLevelType w:val="hybridMultilevel"/>
     <w:tmpl w:val="AF3C2E24"/>
@@ -11835,7 +11970,7 @@
       </w:pPr>
     </w:lvl>
   </w:abstractNum>
-  <w:abstractNum w:abstractNumId="36" w15:restartNumberingAfterBreak="0">
+  <w:abstractNum w:abstractNumId="37" w15:restartNumberingAfterBreak="0">
     <w:nsid w:val="4F860EA3"/>
     <w:multiLevelType w:val="hybridMultilevel"/>
     <w:tmpl w:val="709EEA16"/>
@@ -11948,7 +12083,7 @@
       </w:rPr>
     </w:lvl>
   </w:abstractNum>
-  <w:abstractNum w:abstractNumId="37" w15:restartNumberingAfterBreak="0">
+  <w:abstractNum w:abstractNumId="38" w15:restartNumberingAfterBreak="0">
     <w:nsid w:val="4FB50AE4"/>
     <w:multiLevelType w:val="hybridMultilevel"/>
     <w:tmpl w:val="D9647B44"/>
@@ -12061,7 +12196,7 @@
       </w:rPr>
     </w:lvl>
   </w:abstractNum>
-  <w:abstractNum w:abstractNumId="38" w15:restartNumberingAfterBreak="0">
+  <w:abstractNum w:abstractNumId="39" w15:restartNumberingAfterBreak="0">
     <w:nsid w:val="558A6954"/>
     <w:multiLevelType w:val="hybridMultilevel"/>
     <w:tmpl w:val="F48AD82E"/>
@@ -12174,7 +12309,7 @@
       </w:rPr>
     </w:lvl>
   </w:abstractNum>
-  <w:abstractNum w:abstractNumId="39" w15:restartNumberingAfterBreak="0">
+  <w:abstractNum w:abstractNumId="40" w15:restartNumberingAfterBreak="0">
     <w:nsid w:val="577F79A8"/>
     <w:multiLevelType w:val="hybridMultilevel"/>
     <w:tmpl w:val="FE6C2E82"/>
@@ -12287,7 +12422,7 @@
       </w:rPr>
     </w:lvl>
   </w:abstractNum>
-  <w:abstractNum w:abstractNumId="40" w15:restartNumberingAfterBreak="0">
+  <w:abstractNum w:abstractNumId="41" w15:restartNumberingAfterBreak="0">
     <w:nsid w:val="5ADD17D0"/>
     <w:multiLevelType w:val="hybridMultilevel"/>
     <w:tmpl w:val="85BAD260"/>
@@ -12377,7 +12512,7 @@
       </w:pPr>
     </w:lvl>
   </w:abstractNum>
-  <w:abstractNum w:abstractNumId="41" w15:restartNumberingAfterBreak="0">
+  <w:abstractNum w:abstractNumId="42" w15:restartNumberingAfterBreak="0">
     <w:nsid w:val="69C879AF"/>
     <w:multiLevelType w:val="hybridMultilevel"/>
     <w:tmpl w:val="21DC4D72"/>
@@ -12490,7 +12625,7 @@
       </w:rPr>
     </w:lvl>
   </w:abstractNum>
-  <w:abstractNum w:abstractNumId="42" w15:restartNumberingAfterBreak="0">
+  <w:abstractNum w:abstractNumId="43" w15:restartNumberingAfterBreak="0">
     <w:nsid w:val="7C040A15"/>
     <w:multiLevelType w:val="hybridMultilevel"/>
     <w:tmpl w:val="D29C5154"/>
@@ -12603,7 +12738,7 @@
       </w:rPr>
     </w:lvl>
   </w:abstractNum>
-  <w:abstractNum w:abstractNumId="43" w15:restartNumberingAfterBreak="0">
+  <w:abstractNum w:abstractNumId="44" w15:restartNumberingAfterBreak="0">
     <w:nsid w:val="7C4943EE"/>
     <w:multiLevelType w:val="hybridMultilevel"/>
     <w:tmpl w:val="A58EA9AA"/>
@@ -12716,7 +12851,7 @@
       </w:rPr>
     </w:lvl>
   </w:abstractNum>
-  <w:abstractNum w:abstractNumId="44" w15:restartNumberingAfterBreak="0">
+  <w:abstractNum w:abstractNumId="45" w15:restartNumberingAfterBreak="0">
     <w:nsid w:val="7C8F4A1C"/>
     <w:multiLevelType w:val="hybridMultilevel"/>
     <w:tmpl w:val="343EB5B4"/>
@@ -12829,7 +12964,7 @@
       </w:rPr>
     </w:lvl>
   </w:abstractNum>
-  <w:abstractNum w:abstractNumId="45" w15:restartNumberingAfterBreak="0">
+  <w:abstractNum w:abstractNumId="46" w15:restartNumberingAfterBreak="0">
     <w:nsid w:val="7D87790D"/>
     <w:multiLevelType w:val="hybridMultilevel"/>
     <w:tmpl w:val="6212C114"/>
@@ -12942,7 +13077,7 @@
       </w:rPr>
     </w:lvl>
   </w:abstractNum>
-  <w:abstractNum w:abstractNumId="46" w15:restartNumberingAfterBreak="0">
+  <w:abstractNum w:abstractNumId="47" w15:restartNumberingAfterBreak="0">
     <w:nsid w:val="7F681416"/>
     <w:multiLevelType w:val="hybridMultilevel"/>
     <w:tmpl w:val="A5DC5C1C"/>
@@ -13062,7 +13197,7 @@
     <w:abstractNumId w:val="18"/>
   </w:num>
   <w:num w:numId="3" w16cid:durableId="1017731536">
-    <w:abstractNumId w:val="35"/>
+    <w:abstractNumId w:val="36"/>
   </w:num>
   <w:num w:numId="4" w16cid:durableId="489176038">
     <w:abstractNumId w:val="24"/>
@@ -13074,7 +13209,7 @@
     <w:abstractNumId w:val="19"/>
   </w:num>
   <w:num w:numId="7" w16cid:durableId="1846169903">
-    <w:abstractNumId w:val="38"/>
+    <w:abstractNumId w:val="39"/>
   </w:num>
   <w:num w:numId="8" w16cid:durableId="1557856671">
     <w:abstractNumId w:val="29"/>
@@ -13083,7 +13218,7 @@
     <w:abstractNumId w:val="13"/>
   </w:num>
   <w:num w:numId="10" w16cid:durableId="1634019706">
-    <w:abstractNumId w:val="43"/>
+    <w:abstractNumId w:val="44"/>
   </w:num>
   <w:num w:numId="11" w16cid:durableId="451632266">
     <w:abstractNumId w:val="22"/>
@@ -13107,16 +13242,16 @@
     <w:abstractNumId w:val="14"/>
   </w:num>
   <w:num w:numId="18" w16cid:durableId="932667600">
-    <w:abstractNumId w:val="39"/>
+    <w:abstractNumId w:val="40"/>
   </w:num>
   <w:num w:numId="19" w16cid:durableId="1542745850">
     <w:abstractNumId w:val="32"/>
   </w:num>
   <w:num w:numId="20" w16cid:durableId="444661947">
-    <w:abstractNumId w:val="34"/>
+    <w:abstractNumId w:val="35"/>
   </w:num>
   <w:num w:numId="21" w16cid:durableId="1926566761">
-    <w:abstractNumId w:val="40"/>
+    <w:abstractNumId w:val="41"/>
   </w:num>
   <w:num w:numId="22" w16cid:durableId="1352798896">
     <w:abstractNumId w:val="2"/>
@@ -13128,10 +13263,10 @@
     <w:abstractNumId w:val="1"/>
   </w:num>
   <w:num w:numId="25" w16cid:durableId="1817064149">
-    <w:abstractNumId w:val="36"/>
+    <w:abstractNumId w:val="37"/>
   </w:num>
   <w:num w:numId="26" w16cid:durableId="1843161371">
-    <w:abstractNumId w:val="46"/>
+    <w:abstractNumId w:val="47"/>
   </w:num>
   <w:num w:numId="27" w16cid:durableId="349139417">
     <w:abstractNumId w:val="9"/>
@@ -13149,13 +13284,13 @@
     <w:abstractNumId w:val="7"/>
   </w:num>
   <w:num w:numId="32" w16cid:durableId="1499496061">
-    <w:abstractNumId w:val="41"/>
+    <w:abstractNumId w:val="42"/>
   </w:num>
   <w:num w:numId="33" w16cid:durableId="364261077">
     <w:abstractNumId w:val="17"/>
   </w:num>
   <w:num w:numId="34" w16cid:durableId="1850176136">
-    <w:abstractNumId w:val="45"/>
+    <w:abstractNumId w:val="46"/>
   </w:num>
   <w:num w:numId="35" w16cid:durableId="1965771936">
     <w:abstractNumId w:val="20"/>
@@ -13167,7 +13302,7 @@
     <w:abstractNumId w:val="10"/>
   </w:num>
   <w:num w:numId="38" w16cid:durableId="385373174">
-    <w:abstractNumId w:val="42"/>
+    <w:abstractNumId w:val="43"/>
   </w:num>
   <w:num w:numId="39" w16cid:durableId="299237646">
     <w:abstractNumId w:val="3"/>
@@ -13179,7 +13314,7 @@
     <w:abstractNumId w:val="31"/>
   </w:num>
   <w:num w:numId="42" w16cid:durableId="358554416">
-    <w:abstractNumId w:val="37"/>
+    <w:abstractNumId w:val="38"/>
   </w:num>
   <w:num w:numId="43" w16cid:durableId="955017173">
     <w:abstractNumId w:val="21"/>
@@ -13191,17 +13326,20 @@
     <w:abstractNumId w:val="33"/>
   </w:num>
   <w:num w:numId="46" w16cid:durableId="1323463547">
-    <w:abstractNumId w:val="44"/>
+    <w:abstractNumId w:val="45"/>
   </w:num>
   <w:num w:numId="47" w16cid:durableId="1934363956">
     <w:abstractNumId w:val="23"/>
+  </w:num>
+  <w:num w:numId="48" w16cid:durableId="1231580262">
+    <w:abstractNumId w:val="34"/>
   </w:num>
   <w:numIdMacAtCleanup w:val="21"/>
 </w:numbering>
 </file>
 
 <file path=word/styles.xml><?xml version="1.0" encoding="utf-8"?>
-<w:styles xmlns:mc="http://schemas.openxmlformats.org/markup-compatibility/2006" xmlns:r="http://schemas.openxmlformats.org/officeDocument/2006/relationships" xmlns:w="http://schemas.openxmlformats.org/wordprocessingml/2006/main" xmlns:w14="http://schemas.microsoft.com/office/word/2010/wordml" xmlns:w15="http://schemas.microsoft.com/office/word/2012/wordml" xmlns:w16cex="http://schemas.microsoft.com/office/word/2018/wordml/cex" xmlns:w16cid="http://schemas.microsoft.com/office/word/2016/wordml/cid" xmlns:w16="http://schemas.microsoft.com/office/word/2018/wordml" xmlns:w16du="http://schemas.microsoft.com/office/word/2023/wordml/word16du" xmlns:w16sdtdh="http://schemas.microsoft.com/office/word/2020/wordml/sdtdatahash" xmlns:w16sdtfl="http://schemas.microsoft.com/office/word/2024/wordml/sdtformatlock" xmlns:w16se="http://schemas.microsoft.com/office/word/2015/wordml/symex" mc:Ignorable="w14 w15 w16se w16cid w16 w16cex w16sdtdh w16sdtfl w16du">
+<w:styles xmlns:mc="http://schemas.openxmlformats.org/markup-compatibility/2006" xmlns:r="http://schemas.openxmlformats.org/officeDocument/2006/relationships" xmlns:w="http://schemas.openxmlformats.org/wordprocessingml/2006/main" xmlns:w14="http://schemas.microsoft.com/office/word/2010/wordml" xmlns:w15="http://schemas.microsoft.com/office/word/2012/wordml" xmlns:w16cex="http://schemas.microsoft.com/office/word/2018/wordml/cex" xmlns:w16cid="http://schemas.microsoft.com/office/word/2016/wordml/cid" xmlns:w16="http://schemas.microsoft.com/office/word/2018/wordml" xmlns:w16sdtdh="http://schemas.microsoft.com/office/word/2020/wordml/sdtdatahash" xmlns:w16sdtfl="http://schemas.microsoft.com/office/word/2024/wordml/sdtformatlock" xmlns:w16se="http://schemas.microsoft.com/office/word/2015/wordml/symex" xmlns:w16du="http://schemas.microsoft.com/office/word/2023/wordml/word16du" mc:Ignorable="w14 w15 w16se w16cid w16 w16cex w16sdtdh w16sdtfl w16du">
   <w:docDefaults>
     <w:rPrDefault>
       <w:rPr>
@@ -15178,14 +15316,7 @@
 </file>
 
 <file path=customXml/item2.xml><?xml version="1.0" encoding="utf-8"?>
-<p:properties xmlns:p="http://schemas.microsoft.com/office/2006/metadata/properties" xmlns:xsi="http://www.w3.org/2001/XMLSchema-instance" xmlns:pc="http://schemas.microsoft.com/office/infopath/2007/PartnerControls">
-  <documentManagement>
-    <TaxCatchAll xmlns="67a0edcd-0de5-43ed-8c27-e32f38a00c91" xsi:nil="true"/>
-    <lcf76f155ced4ddcb4097134ff3c332f xmlns="42760c81-fd8e-4d59-8953-7cdb9f38b14f">
-      <Terms xmlns="http://schemas.microsoft.com/office/infopath/2007/PartnerControls"/>
-    </lcf76f155ced4ddcb4097134ff3c332f>
-  </documentManagement>
-</p:properties>
+<b:Sources xmlns:b="http://schemas.openxmlformats.org/officeDocument/2006/bibliography" xmlns="http://schemas.openxmlformats.org/officeDocument/2006/bibliography" SelectedStyle="\APASixthEditionOfficeOnline.xsl" StyleName="APA" Version="6"/>
 </file>
 
 <file path=customXml/item3.xml><?xml version="1.0" encoding="utf-8"?>
@@ -15198,20 +15329,39 @@
 </file>
 
 <file path=customXml/item4.xml><?xml version="1.0" encoding="utf-8"?>
-<b:Sources xmlns:b="http://schemas.openxmlformats.org/officeDocument/2006/bibliography" xmlns="http://schemas.openxmlformats.org/officeDocument/2006/bibliography" SelectedStyle="\APASixthEditionOfficeOnline.xsl" StyleName="APA" Version="6"/>
+<p:properties xmlns:p="http://schemas.microsoft.com/office/2006/metadata/properties" xmlns:xsi="http://www.w3.org/2001/XMLSchema-instance" xmlns:pc="http://schemas.microsoft.com/office/infopath/2007/PartnerControls">
+  <documentManagement>
+    <TaxCatchAll xmlns="67a0edcd-0de5-43ed-8c27-e32f38a00c91" xsi:nil="true"/>
+    <lcf76f155ced4ddcb4097134ff3c332f xmlns="42760c81-fd8e-4d59-8953-7cdb9f38b14f">
+      <Terms xmlns="http://schemas.microsoft.com/office/infopath/2007/PartnerControls"/>
+    </lcf76f155ced4ddcb4097134ff3c332f>
+  </documentManagement>
+</p:properties>
 </file>
 
 <file path=customXml/itemProps1.xml><?xml version="1.0" encoding="utf-8"?>
-<ds:datastoreItem xmlns:ds="http://schemas.openxmlformats.org/officeDocument/2006/customXml" ds:itemID="{79AB869E-957D-4999-9500-A877D93FD8B5}"/>
+<ds:datastoreItem xmlns:ds="http://schemas.openxmlformats.org/officeDocument/2006/customXml" ds:itemID="{79AB869E-957D-4999-9500-A877D93FD8B5}">
+  <ds:schemaRefs>
+    <ds:schemaRef ds:uri="http://schemas.microsoft.com/office/2006/metadata/contentType"/>
+    <ds:schemaRef ds:uri="http://schemas.microsoft.com/office/2006/metadata/properties/metaAttributes"/>
+    <ds:schemaRef ds:uri="http://www.w3.org/2001/XMLSchema"/>
+    <ds:schemaRef ds:uri="http://schemas.microsoft.com/office/2006/metadata/properties"/>
+    <ds:schemaRef ds:uri="42760c81-fd8e-4d59-8953-7cdb9f38b14f"/>
+    <ds:schemaRef ds:uri="67a0edcd-0de5-43ed-8c27-e32f38a00c91"/>
+    <ds:schemaRef ds:uri="http://schemas.microsoft.com/office/2006/documentManagement/types"/>
+    <ds:schemaRef ds:uri="http://schemas.microsoft.com/office/infopath/2007/PartnerControls"/>
+    <ds:schemaRef ds:uri="http://schemas.openxmlformats.org/package/2006/metadata/core-properties"/>
+    <ds:schemaRef ds:uri="http://purl.org/dc/elements/1.1/"/>
+    <ds:schemaRef ds:uri="http://purl.org/dc/terms/"/>
+    <ds:schemaRef ds:uri="http://schemas.microsoft.com/internal/obd"/>
+  </ds:schemaRefs>
+</ds:datastoreItem>
 </file>
 
 <file path=customXml/itemProps2.xml><?xml version="1.0" encoding="utf-8"?>
-<ds:datastoreItem xmlns:ds="http://schemas.openxmlformats.org/officeDocument/2006/customXml" ds:itemID="{1279454D-02BE-4A9C-A117-DCD1573E2608}">
+<ds:datastoreItem xmlns:ds="http://schemas.openxmlformats.org/officeDocument/2006/customXml" ds:itemID="{EAE431FD-7059-4C09-804B-C9D69EB7B213}">
   <ds:schemaRefs>
-    <ds:schemaRef ds:uri="http://schemas.microsoft.com/office/2006/metadata/properties"/>
-    <ds:schemaRef ds:uri="http://schemas.microsoft.com/office/infopath/2007/PartnerControls"/>
-    <ds:schemaRef ds:uri="13c90a0b-73bc-4dc0-be5f-28d77b615beb"/>
-    <ds:schemaRef ds:uri="13c93bba-48ce-428c-bfe5-88b42c19b028"/>
+    <ds:schemaRef ds:uri="http://schemas.openxmlformats.org/officeDocument/2006/bibliography"/>
   </ds:schemaRefs>
 </ds:datastoreItem>
 </file>
@@ -15225,9 +15375,12 @@
 </file>
 
 <file path=customXml/itemProps4.xml><?xml version="1.0" encoding="utf-8"?>
-<ds:datastoreItem xmlns:ds="http://schemas.openxmlformats.org/officeDocument/2006/customXml" ds:itemID="{EAE431FD-7059-4C09-804B-C9D69EB7B213}">
+<ds:datastoreItem xmlns:ds="http://schemas.openxmlformats.org/officeDocument/2006/customXml" ds:itemID="{1279454D-02BE-4A9C-A117-DCD1573E2608}">
   <ds:schemaRefs>
-    <ds:schemaRef ds:uri="http://schemas.openxmlformats.org/officeDocument/2006/bibliography"/>
+    <ds:schemaRef ds:uri="http://schemas.microsoft.com/office/2006/metadata/properties"/>
+    <ds:schemaRef ds:uri="http://schemas.microsoft.com/office/infopath/2007/PartnerControls"/>
+    <ds:schemaRef ds:uri="67a0edcd-0de5-43ed-8c27-e32f38a00c91"/>
+    <ds:schemaRef ds:uri="42760c81-fd8e-4d59-8953-7cdb9f38b14f"/>
   </ds:schemaRefs>
 </ds:datastoreItem>
 </file>